--- a/report.docx
+++ b/report.docx
@@ -507,7 +507,23 @@
           <w:sz w:val="22"/>
           <w:szCs w:val="22"/>
         </w:rPr>
-        <w:t>We will never commit API keys or secrets (such as those in the .secrets/ folder) to any public or private repository.</w:t>
+        <w:t xml:space="preserve">We will never commit API keys or secrets (such as those in </w:t>
+      </w:r>
+      <w:proofErr w:type="gramStart"/>
+      <w:r>
+        <w:rPr>
+          <w:sz w:val="22"/>
+          <w:szCs w:val="22"/>
+        </w:rPr>
+        <w:t>the .secrets</w:t>
+      </w:r>
+      <w:proofErr w:type="gramEnd"/>
+      <w:r>
+        <w:rPr>
+          <w:sz w:val="22"/>
+          <w:szCs w:val="22"/>
+        </w:rPr>
+        <w:t>/ folder) to any public or private repository.</w:t>
       </w:r>
       <w:r>
         <w:rPr>
@@ -521,7 +537,47 @@
           <w:sz w:val="22"/>
           <w:szCs w:val="22"/>
         </w:rPr>
-        <w:t>The `./.secrets/` directory was created and all of its contents have been added to the `.</w:t>
+        <w:t>The `.</w:t>
+      </w:r>
+      <w:proofErr w:type="gramStart"/>
+      <w:r>
+        <w:rPr>
+          <w:sz w:val="22"/>
+          <w:szCs w:val="22"/>
+        </w:rPr>
+        <w:t>/.secrets</w:t>
+      </w:r>
+      <w:proofErr w:type="gramEnd"/>
+      <w:r>
+        <w:rPr>
+          <w:sz w:val="22"/>
+          <w:szCs w:val="22"/>
+        </w:rPr>
+        <w:t xml:space="preserve">/` directory was created and </w:t>
+      </w:r>
+      <w:proofErr w:type="gramStart"/>
+      <w:r>
+        <w:rPr>
+          <w:sz w:val="22"/>
+          <w:szCs w:val="22"/>
+        </w:rPr>
+        <w:t>all of</w:t>
+      </w:r>
+      <w:proofErr w:type="gramEnd"/>
+      <w:r>
+        <w:rPr>
+          <w:sz w:val="22"/>
+          <w:szCs w:val="22"/>
+        </w:rPr>
+        <w:t xml:space="preserve"> its contents have been added to the </w:t>
+      </w:r>
+      <w:proofErr w:type="gramStart"/>
+      <w:r>
+        <w:rPr>
+          <w:sz w:val="22"/>
+          <w:szCs w:val="22"/>
+        </w:rPr>
+        <w:t>`.</w:t>
       </w:r>
       <w:proofErr w:type="spellStart"/>
       <w:r>
@@ -532,6 +588,7 @@
         <w:t>gitignore</w:t>
       </w:r>
       <w:proofErr w:type="spellEnd"/>
+      <w:proofErr w:type="gramEnd"/>
       <w:r>
         <w:rPr>
           <w:sz w:val="22"/>
@@ -667,15 +724,40 @@
           <w:sz w:val="22"/>
           <w:szCs w:val="22"/>
         </w:rPr>
-        <w:t>alu_simple.v</w:t>
+        <w:t>alu_</w:t>
+      </w:r>
+      <w:proofErr w:type="gramStart"/>
+      <w:r>
+        <w:rPr>
+          <w:sz w:val="22"/>
+          <w:szCs w:val="22"/>
+        </w:rPr>
+        <w:t>simple.v</w:t>
       </w:r>
       <w:proofErr w:type="spellEnd"/>
-      <w:r>
-        <w:rPr>
-          <w:sz w:val="22"/>
-          <w:szCs w:val="22"/>
-        </w:rPr>
-        <w:t>` and `trojaned_outputs/gpt-5-nano/alu_simple/alu_simple_HT1_gpt-5-nano_A1.v` for the individual analysis.</w:t>
+      <w:proofErr w:type="gramEnd"/>
+      <w:r>
+        <w:rPr>
+          <w:sz w:val="22"/>
+          <w:szCs w:val="22"/>
+        </w:rPr>
+        <w:t>` and `trojaned_outputs/gpt-5-nano/alu_simple/alu_simple_HT1_gpt-5-nano_A</w:t>
+      </w:r>
+      <w:proofErr w:type="gramStart"/>
+      <w:r>
+        <w:rPr>
+          <w:sz w:val="22"/>
+          <w:szCs w:val="22"/>
+        </w:rPr>
+        <w:t>1.v</w:t>
+      </w:r>
+      <w:proofErr w:type="gramEnd"/>
+      <w:r>
+        <w:rPr>
+          <w:sz w:val="22"/>
+          <w:szCs w:val="22"/>
+        </w:rPr>
+        <w:t>` for the individual analysis.</w:t>
       </w:r>
     </w:p>
     <w:p>
@@ -739,7 +821,23 @@
           <w:sz w:val="22"/>
           <w:szCs w:val="22"/>
         </w:rPr>
-        <w:t xml:space="preserve"> (clock) and reset, this started to indicate how the trojan was triggered. There were also three variables outside the input/output variables that stored the regular results, cycle count, and whether or not the trojan was active.</w:t>
+        <w:t xml:space="preserve"> (clock) and reset, this started to indicate how the trojan was triggered. There were also three variables outside the input/output variables that stored the regular results, cycle count, and </w:t>
+      </w:r>
+      <w:proofErr w:type="gramStart"/>
+      <w:r>
+        <w:rPr>
+          <w:sz w:val="22"/>
+          <w:szCs w:val="22"/>
+        </w:rPr>
+        <w:t>whether or not</w:t>
+      </w:r>
+      <w:proofErr w:type="gramEnd"/>
+      <w:r>
+        <w:rPr>
+          <w:sz w:val="22"/>
+          <w:szCs w:val="22"/>
+        </w:rPr>
+        <w:t xml:space="preserve"> the trojan was active.</w:t>
       </w:r>
     </w:p>
     <w:p>
@@ -787,7 +885,23 @@
           <w:sz w:val="22"/>
           <w:szCs w:val="22"/>
         </w:rPr>
-        <w:t xml:space="preserve"> trigger code is commented so we can see where it is:</w:t>
+        <w:t xml:space="preserve"> trigger code is </w:t>
+      </w:r>
+      <w:proofErr w:type="gramStart"/>
+      <w:r>
+        <w:rPr>
+          <w:sz w:val="22"/>
+          <w:szCs w:val="22"/>
+        </w:rPr>
+        <w:t>commented</w:t>
+      </w:r>
+      <w:proofErr w:type="gramEnd"/>
+      <w:r>
+        <w:rPr>
+          <w:sz w:val="22"/>
+          <w:szCs w:val="22"/>
+        </w:rPr>
+        <w:t xml:space="preserve"> so we can see where it is:</w:t>
       </w:r>
     </w:p>
     <w:p>
@@ -828,7 +942,23 @@
           <w:sz w:val="22"/>
           <w:szCs w:val="22"/>
         </w:rPr>
-        <w:t xml:space="preserve">always @(posedge </w:t>
+        <w:t xml:space="preserve">always </w:t>
+      </w:r>
+      <w:proofErr w:type="gramStart"/>
+      <w:r>
+        <w:rPr>
+          <w:sz w:val="22"/>
+          <w:szCs w:val="22"/>
+        </w:rPr>
+        <w:t>@(</w:t>
+      </w:r>
+      <w:proofErr w:type="gramEnd"/>
+      <w:r>
+        <w:rPr>
+          <w:sz w:val="22"/>
+          <w:szCs w:val="22"/>
+        </w:rPr>
+        <w:t xml:space="preserve">posedge </w:t>
       </w:r>
       <w:proofErr w:type="spellStart"/>
       <w:r>
@@ -1212,7 +1342,39 @@
           <w:sz w:val="22"/>
           <w:szCs w:val="22"/>
         </w:rPr>
-        <w:t>Here we can see that the trojan active is set to 1 only if reset is false and the cycle count is equal to 16'h0F0F which translates to 3855 and then turns off at 16'h0F1F or 3871 meaning it's only active for 16 clock cycles. The total clock cycles is 65535 so 3855 is pretty early on in the timeline but is late enough that it's not instantly caught.</w:t>
+        <w:t xml:space="preserve">Here we can see that the trojan active is set to 1 only if reset is false and the cycle count is equal to 16'h0F0F which translates to 3855 and then turns off at 16'h0F1F or 3871 meaning it's only active for 16 clock cycles. The total clock cycles </w:t>
+      </w:r>
+      <w:proofErr w:type="gramStart"/>
+      <w:r>
+        <w:rPr>
+          <w:sz w:val="22"/>
+          <w:szCs w:val="22"/>
+        </w:rPr>
+        <w:t>is</w:t>
+      </w:r>
+      <w:proofErr w:type="gramEnd"/>
+      <w:r>
+        <w:rPr>
+          <w:sz w:val="22"/>
+          <w:szCs w:val="22"/>
+        </w:rPr>
+        <w:t xml:space="preserve"> 65535 so 3855 is pretty </w:t>
+      </w:r>
+      <w:proofErr w:type="gramStart"/>
+      <w:r>
+        <w:rPr>
+          <w:sz w:val="22"/>
+          <w:szCs w:val="22"/>
+        </w:rPr>
+        <w:t>early on in the</w:t>
+      </w:r>
+      <w:proofErr w:type="gramEnd"/>
+      <w:r>
+        <w:rPr>
+          <w:sz w:val="22"/>
+          <w:szCs w:val="22"/>
+        </w:rPr>
+        <w:t xml:space="preserve"> timeline but is late enough that it's not instantly caught.</w:t>
       </w:r>
     </w:p>
     <w:p>
@@ -1398,7 +1560,23 @@
           <w:sz w:val="22"/>
           <w:szCs w:val="22"/>
         </w:rPr>
-        <w:t xml:space="preserve">This shows that the time is not the only trigger for the trojan. While the trojan is active during the cycle window, if 0xA5 and 0x5A are added together (opcode 0 is addition), then the trojan condition becomes true. Wires are special in </w:t>
+        <w:t xml:space="preserve">This shows that </w:t>
+      </w:r>
+      <w:proofErr w:type="gramStart"/>
+      <w:r>
+        <w:rPr>
+          <w:sz w:val="22"/>
+          <w:szCs w:val="22"/>
+        </w:rPr>
+        <w:t>the time</w:t>
+      </w:r>
+      <w:proofErr w:type="gramEnd"/>
+      <w:r>
+        <w:rPr>
+          <w:sz w:val="22"/>
+          <w:szCs w:val="22"/>
+        </w:rPr>
+        <w:t xml:space="preserve"> is not the only trigger for the trojan. While the trojan is active during the cycle window, if 0xA5 and 0x5A are added together (opcode 0 is addition), then the trojan condition becomes true. Wires are special in </w:t>
       </w:r>
       <w:proofErr w:type="spellStart"/>
       <w:r>
@@ -1567,7 +1745,23 @@
           <w:sz w:val="22"/>
           <w:szCs w:val="22"/>
         </w:rPr>
-        <w:t>always @(*) begin</w:t>
+        <w:t xml:space="preserve">always </w:t>
+      </w:r>
+      <w:proofErr w:type="gramStart"/>
+      <w:r>
+        <w:rPr>
+          <w:sz w:val="22"/>
+          <w:szCs w:val="22"/>
+        </w:rPr>
+        <w:t>@(</w:t>
+      </w:r>
+      <w:proofErr w:type="gramEnd"/>
+      <w:r>
+        <w:rPr>
+          <w:sz w:val="22"/>
+          <w:szCs w:val="22"/>
+        </w:rPr>
+        <w:t>*) begin</w:t>
       </w:r>
     </w:p>
     <w:p>
@@ -1727,7 +1921,23 @@
           <w:sz w:val="22"/>
           <w:szCs w:val="22"/>
         </w:rPr>
-        <w:t>Unlike what we've seen in class, this trojan focuses on corruption and compromising integrity rather than leaking secrets like keys. By XORing it by 02 it only flips one of the bits. This allows it to avoid crashing the system but will also return garbage output. This would fail tests but not be obvious exactly what went wrong. This one bit can alter control flow decisions, corrupt memory addresses, or affect sensitive cryptographic operations. So even though it may seem insignificant this one bit can be all an attacker needs to gain access into a system.</w:t>
+        <w:t xml:space="preserve">Unlike what we've seen in class, this trojan focuses on corruption and compromising integrity rather than leaking secrets like keys. By XORing it by 02 it only flips one of the bits. This allows it to avoid </w:t>
+      </w:r>
+      <w:proofErr w:type="gramStart"/>
+      <w:r>
+        <w:rPr>
+          <w:sz w:val="22"/>
+          <w:szCs w:val="22"/>
+        </w:rPr>
+        <w:t>crashing</w:t>
+      </w:r>
+      <w:proofErr w:type="gramEnd"/>
+      <w:r>
+        <w:rPr>
+          <w:sz w:val="22"/>
+          <w:szCs w:val="22"/>
+        </w:rPr>
+        <w:t xml:space="preserve"> the system but will also return garbage output. This would fail tests but not be obvious exactly what went wrong. This one bit can alter control flow decisions, corrupt memory addresses, or affect sensitive cryptographic operations. So even though it may seem insignificant this one bit can be all an attacker needs to gain access into a system.</w:t>
       </w:r>
     </w:p>
     <w:p>
@@ -1759,7 +1969,23 @@
           <w:sz w:val="22"/>
           <w:szCs w:val="22"/>
         </w:rPr>
-        <w:t xml:space="preserve">The added code and variables were shown throughout the parts above with analysis. The biggest takeaway is that there's no need for a simple ALU to need to keep track of clock cycles so looking into why it was recording them allowed me to understand how the code works and how the trojan is activated while staying concealed. </w:t>
+        <w:t xml:space="preserve">The added code and variables were shown throughout the parts above with analysis. The biggest takeaway is that there's no need for a simple </w:t>
+      </w:r>
+      <w:proofErr w:type="gramStart"/>
+      <w:r>
+        <w:rPr>
+          <w:sz w:val="22"/>
+          <w:szCs w:val="22"/>
+        </w:rPr>
+        <w:t>ALU to need</w:t>
+      </w:r>
+      <w:proofErr w:type="gramEnd"/>
+      <w:r>
+        <w:rPr>
+          <w:sz w:val="22"/>
+          <w:szCs w:val="22"/>
+        </w:rPr>
+        <w:t xml:space="preserve"> to keep track of clock cycles so looking into why it was recording them allowed me to understand how the code works and how the trojan is activated while staying concealed. </w:t>
       </w:r>
     </w:p>
     <w:p>
@@ -2033,7 +2259,39 @@
           <w:sz w:val="22"/>
           <w:szCs w:val="22"/>
         </w:rPr>
-        <w:t xml:space="preserve">As shown in this analysis, the average lines of code per trojan is 70.3 with 4.3 average if statements which indicates that each trojan is relatively small and relies on a few specific conditions to active. Both </w:t>
+        <w:t xml:space="preserve">As shown in this analysis, the average lines of code per trojan </w:t>
+      </w:r>
+      <w:proofErr w:type="gramStart"/>
+      <w:r>
+        <w:rPr>
+          <w:sz w:val="22"/>
+          <w:szCs w:val="22"/>
+        </w:rPr>
+        <w:t>is</w:t>
+      </w:r>
+      <w:proofErr w:type="gramEnd"/>
+      <w:r>
+        <w:rPr>
+          <w:sz w:val="22"/>
+          <w:szCs w:val="22"/>
+        </w:rPr>
+        <w:t xml:space="preserve"> 70.3 with 4.3 average if statements which </w:t>
+      </w:r>
+      <w:proofErr w:type="gramStart"/>
+      <w:r>
+        <w:rPr>
+          <w:sz w:val="22"/>
+          <w:szCs w:val="22"/>
+        </w:rPr>
+        <w:t>indicates</w:t>
+      </w:r>
+      <w:proofErr w:type="gramEnd"/>
+      <w:r>
+        <w:rPr>
+          <w:sz w:val="22"/>
+          <w:szCs w:val="22"/>
+        </w:rPr>
+        <w:t xml:space="preserve"> that each trojan is relatively small and relies on a few specific conditions to active. Both </w:t>
       </w:r>
       <w:proofErr w:type="spellStart"/>
       <w:r>
@@ -2122,7 +2380,23 @@
           <w:sz w:val="22"/>
           <w:szCs w:val="22"/>
         </w:rPr>
-        <w:t xml:space="preserve"> designs, both are triggered by a specific input pattern. Alu_simple_HT1 is additionally triggered by the 16-bit counter reaching 0x0F0F which modifies the normal result. Alu_simple_HT2 is triggered by inputting the pattern: a = 0xA5, b = 0x5A, and op = 101, 4 times to internally log data. Both of these trojans are complex as shown in the cross-design comparison giving the </w:t>
+        <w:t xml:space="preserve"> designs, both are triggered by a specific input pattern. Alu_simple_HT1 is additionally triggered by the 16-bit counter reaching 0x0F0F which modifies the normal result. Alu_simple_HT2 is triggered by inputting the pattern: a = 0xA5, b = 0x5A, and op = 101, 4 times to internally log data. </w:t>
+      </w:r>
+      <w:proofErr w:type="gramStart"/>
+      <w:r>
+        <w:rPr>
+          <w:sz w:val="22"/>
+          <w:szCs w:val="22"/>
+        </w:rPr>
+        <w:t>Both of these</w:t>
+      </w:r>
+      <w:proofErr w:type="gramEnd"/>
+      <w:r>
+        <w:rPr>
+          <w:sz w:val="22"/>
+          <w:szCs w:val="22"/>
+        </w:rPr>
+        <w:t xml:space="preserve"> trojans are complex as shown in the cross-design comparison giving the </w:t>
       </w:r>
       <w:proofErr w:type="spellStart"/>
       <w:r>
@@ -2399,8 +2673,17 @@
           <w:sz w:val="22"/>
           <w:szCs w:val="22"/>
         </w:rPr>
-        <w:t xml:space="preserve"> Validating: alu_simple_HT1_gpt-5-nano_A1.v</w:t>
-      </w:r>
+        <w:t xml:space="preserve"> Validating: alu_simple_HT1_gpt-5-nano_A</w:t>
+      </w:r>
+      <w:proofErr w:type="gramStart"/>
+      <w:r>
+        <w:rPr>
+          <w:sz w:val="22"/>
+          <w:szCs w:val="22"/>
+        </w:rPr>
+        <w:t>1.v</w:t>
+      </w:r>
+      <w:proofErr w:type="gramEnd"/>
     </w:p>
     <w:p>
       <w:pPr>
@@ -2510,6 +2793,7 @@
         </w:rPr>
         <w:t xml:space="preserve">   </w:t>
       </w:r>
+      <w:proofErr w:type="gramStart"/>
       <w:r>
         <w:rPr>
           <w:rFonts w:ascii="Segoe UI Emoji" w:hAnsi="Segoe UI Emoji" w:cs="Segoe UI Emoji"/>
@@ -2523,7 +2807,15 @@
           <w:sz w:val="22"/>
           <w:szCs w:val="22"/>
         </w:rPr>
-        <w:t xml:space="preserve">  Syntax validation skipped (</w:t>
+        <w:t xml:space="preserve">  Syntax</w:t>
+      </w:r>
+      <w:proofErr w:type="gramEnd"/>
+      <w:r>
+        <w:rPr>
+          <w:sz w:val="22"/>
+          <w:szCs w:val="22"/>
+        </w:rPr>
+        <w:t xml:space="preserve"> validation skipped (</w:t>
       </w:r>
       <w:proofErr w:type="spellStart"/>
       <w:r>
@@ -2572,8 +2864,17 @@
           <w:sz w:val="22"/>
           <w:szCs w:val="22"/>
         </w:rPr>
-        <w:t xml:space="preserve"> Validating: alu_simple_HT2_gpt-5-nano_A1.v</w:t>
-      </w:r>
+        <w:t xml:space="preserve"> Validating: alu_simple_HT2_gpt-5-nano_A</w:t>
+      </w:r>
+      <w:proofErr w:type="gramStart"/>
+      <w:r>
+        <w:rPr>
+          <w:sz w:val="22"/>
+          <w:szCs w:val="22"/>
+        </w:rPr>
+        <w:t>1.v</w:t>
+      </w:r>
+      <w:proofErr w:type="gramEnd"/>
     </w:p>
     <w:p>
       <w:pPr>
@@ -2683,6 +2984,7 @@
         </w:rPr>
         <w:t xml:space="preserve">   </w:t>
       </w:r>
+      <w:proofErr w:type="gramStart"/>
       <w:r>
         <w:rPr>
           <w:rFonts w:ascii="Segoe UI Emoji" w:hAnsi="Segoe UI Emoji" w:cs="Segoe UI Emoji"/>
@@ -2696,7 +2998,15 @@
           <w:sz w:val="22"/>
           <w:szCs w:val="22"/>
         </w:rPr>
-        <w:t xml:space="preserve">  Syntax validation skipped (</w:t>
+        <w:t xml:space="preserve">  Syntax</w:t>
+      </w:r>
+      <w:proofErr w:type="gramEnd"/>
+      <w:r>
+        <w:rPr>
+          <w:sz w:val="22"/>
+          <w:szCs w:val="22"/>
+        </w:rPr>
+        <w:t xml:space="preserve"> validation skipped (</w:t>
       </w:r>
       <w:proofErr w:type="spellStart"/>
       <w:r>
@@ -2745,8 +3055,17 @@
           <w:sz w:val="22"/>
           <w:szCs w:val="22"/>
         </w:rPr>
-        <w:t xml:space="preserve"> Validating: shift_reg_HT2_gpt-5-nano_A1.v</w:t>
-      </w:r>
+        <w:t xml:space="preserve"> Validating: shift_reg_HT2_gpt-5-nano_A</w:t>
+      </w:r>
+      <w:proofErr w:type="gramStart"/>
+      <w:r>
+        <w:rPr>
+          <w:sz w:val="22"/>
+          <w:szCs w:val="22"/>
+        </w:rPr>
+        <w:t>1.v</w:t>
+      </w:r>
+      <w:proofErr w:type="gramEnd"/>
     </w:p>
     <w:p>
       <w:pPr>
@@ -2825,6 +3144,7 @@
         </w:rPr>
         <w:t xml:space="preserve">   </w:t>
       </w:r>
+      <w:proofErr w:type="gramStart"/>
       <w:r>
         <w:rPr>
           <w:rFonts w:ascii="Segoe UI Emoji" w:hAnsi="Segoe UI Emoji" w:cs="Segoe UI Emoji"/>
@@ -2838,7 +3158,15 @@
           <w:sz w:val="22"/>
           <w:szCs w:val="22"/>
         </w:rPr>
-        <w:t xml:space="preserve">  Syntax validation skipped (</w:t>
+        <w:t xml:space="preserve">  Syntax</w:t>
+      </w:r>
+      <w:proofErr w:type="gramEnd"/>
+      <w:r>
+        <w:rPr>
+          <w:sz w:val="22"/>
+          <w:szCs w:val="22"/>
+        </w:rPr>
+        <w:t xml:space="preserve"> validation skipped (</w:t>
       </w:r>
       <w:proofErr w:type="spellStart"/>
       <w:r>
@@ -3052,6 +3380,341 @@
           <w:szCs w:val="22"/>
         </w:rPr>
       </w:pPr>
+      <w:r>
+        <w:rPr>
+          <w:sz w:val="22"/>
+          <w:szCs w:val="22"/>
+        </w:rPr>
+        <w:t xml:space="preserve">Our team created a heuristic trojan detector </w:t>
+      </w:r>
+      <w:r>
+        <w:rPr>
+          <w:sz w:val="22"/>
+          <w:szCs w:val="22"/>
+        </w:rPr>
+        <w:t xml:space="preserve">(detector.py) to check for suspicious variables in the demo and </w:t>
+      </w:r>
+      <w:proofErr w:type="spellStart"/>
+      <w:r>
+        <w:rPr>
+          <w:sz w:val="22"/>
+          <w:szCs w:val="22"/>
+        </w:rPr>
+        <w:t>trojaned</w:t>
+      </w:r>
+      <w:proofErr w:type="spellEnd"/>
+      <w:r>
+        <w:rPr>
+          <w:sz w:val="22"/>
+          <w:szCs w:val="22"/>
+        </w:rPr>
+        <w:t xml:space="preserve"> output files. First, the detector checks for an input called</w:t>
+      </w:r>
+      <w:r>
+        <w:rPr>
+          <w:sz w:val="22"/>
+          <w:szCs w:val="22"/>
+        </w:rPr>
+        <w:t xml:space="preserve"> </w:t>
+      </w:r>
+      <w:r>
+        <w:rPr>
+          <w:sz w:val="22"/>
+          <w:szCs w:val="22"/>
+        </w:rPr>
+        <w:t>‘</w:t>
+      </w:r>
+      <w:proofErr w:type="spellStart"/>
+      <w:r>
+        <w:rPr>
+          <w:sz w:val="22"/>
+          <w:szCs w:val="22"/>
+        </w:rPr>
+        <w:t>clk</w:t>
+      </w:r>
+      <w:proofErr w:type="spellEnd"/>
+      <w:r>
+        <w:rPr>
+          <w:sz w:val="22"/>
+          <w:szCs w:val="22"/>
+        </w:rPr>
+        <w:t>’</w:t>
+      </w:r>
+      <w:r>
+        <w:rPr>
+          <w:sz w:val="22"/>
+          <w:szCs w:val="22"/>
+        </w:rPr>
+        <w:t xml:space="preserve"> </w:t>
+      </w:r>
+      <w:r>
+        <w:rPr>
+          <w:sz w:val="22"/>
+          <w:szCs w:val="22"/>
+        </w:rPr>
+        <w:t xml:space="preserve">which was a common variable in </w:t>
+      </w:r>
+      <w:proofErr w:type="gramStart"/>
+      <w:r>
+        <w:rPr>
+          <w:sz w:val="22"/>
+          <w:szCs w:val="22"/>
+        </w:rPr>
+        <w:t>all of</w:t>
+      </w:r>
+      <w:proofErr w:type="gramEnd"/>
+      <w:r>
+        <w:rPr>
+          <w:sz w:val="22"/>
+          <w:szCs w:val="22"/>
+        </w:rPr>
+        <w:t xml:space="preserve"> the </w:t>
+      </w:r>
+      <w:proofErr w:type="spellStart"/>
+      <w:r>
+        <w:rPr>
+          <w:sz w:val="22"/>
+          <w:szCs w:val="22"/>
+        </w:rPr>
+        <w:t>trojaned</w:t>
+      </w:r>
+      <w:proofErr w:type="spellEnd"/>
+      <w:r>
+        <w:rPr>
+          <w:sz w:val="22"/>
+          <w:szCs w:val="22"/>
+        </w:rPr>
+        <w:t xml:space="preserve"> output files that </w:t>
+      </w:r>
+      <w:r>
+        <w:rPr>
+          <w:sz w:val="22"/>
+          <w:szCs w:val="22"/>
+        </w:rPr>
+        <w:t xml:space="preserve">helped </w:t>
+      </w:r>
+      <w:r>
+        <w:rPr>
+          <w:sz w:val="22"/>
+          <w:szCs w:val="22"/>
+        </w:rPr>
+        <w:t>ke</w:t>
+      </w:r>
+      <w:r>
+        <w:rPr>
+          <w:sz w:val="22"/>
+          <w:szCs w:val="22"/>
+        </w:rPr>
+        <w:t>ep</w:t>
+      </w:r>
+      <w:r>
+        <w:rPr>
+          <w:sz w:val="22"/>
+          <w:szCs w:val="22"/>
+        </w:rPr>
+        <w:t xml:space="preserve"> track of time. The detector </w:t>
+      </w:r>
+      <w:r>
+        <w:rPr>
+          <w:sz w:val="22"/>
+          <w:szCs w:val="22"/>
+        </w:rPr>
+        <w:t>also look</w:t>
+      </w:r>
+      <w:r>
+        <w:rPr>
+          <w:sz w:val="22"/>
+          <w:szCs w:val="22"/>
+        </w:rPr>
+        <w:t>s</w:t>
+      </w:r>
+      <w:r>
+        <w:rPr>
+          <w:sz w:val="22"/>
+          <w:szCs w:val="22"/>
+        </w:rPr>
+        <w:t xml:space="preserve"> for suspicious terms afterward</w:t>
+      </w:r>
+      <w:r>
+        <w:rPr>
+          <w:sz w:val="22"/>
+          <w:szCs w:val="22"/>
+        </w:rPr>
+        <w:t xml:space="preserve"> including the words: </w:t>
+      </w:r>
+      <w:r>
+        <w:rPr>
+          <w:sz w:val="22"/>
+          <w:szCs w:val="22"/>
+        </w:rPr>
+        <w:t xml:space="preserve">'counter', 'timer', 'trigger', 'payload', 'trojan', 'delay', </w:t>
+      </w:r>
+      <w:r>
+        <w:rPr>
+          <w:sz w:val="22"/>
+          <w:szCs w:val="22"/>
+        </w:rPr>
+        <w:t xml:space="preserve">and </w:t>
+      </w:r>
+      <w:r>
+        <w:rPr>
+          <w:sz w:val="22"/>
+          <w:szCs w:val="22"/>
+        </w:rPr>
+        <w:t>'cycle'</w:t>
+      </w:r>
+      <w:r>
+        <w:rPr>
+          <w:sz w:val="22"/>
+          <w:szCs w:val="22"/>
+        </w:rPr>
+        <w:t xml:space="preserve">. </w:t>
+      </w:r>
+      <w:r>
+        <w:rPr>
+          <w:sz w:val="22"/>
+          <w:szCs w:val="22"/>
+        </w:rPr>
+        <w:t>If both the ‘</w:t>
+      </w:r>
+      <w:proofErr w:type="spellStart"/>
+      <w:r>
+        <w:rPr>
+          <w:sz w:val="22"/>
+          <w:szCs w:val="22"/>
+        </w:rPr>
+        <w:t>clk</w:t>
+      </w:r>
+      <w:proofErr w:type="spellEnd"/>
+      <w:r>
+        <w:rPr>
+          <w:sz w:val="22"/>
+          <w:szCs w:val="22"/>
+        </w:rPr>
+        <w:t xml:space="preserve">’ variable and one </w:t>
+      </w:r>
+      <w:r>
+        <w:rPr>
+          <w:sz w:val="22"/>
+          <w:szCs w:val="22"/>
+        </w:rPr>
+        <w:t xml:space="preserve">or more </w:t>
+      </w:r>
+      <w:r>
+        <w:rPr>
+          <w:sz w:val="22"/>
+          <w:szCs w:val="22"/>
+        </w:rPr>
+        <w:t>suspicious word</w:t>
+      </w:r>
+      <w:r>
+        <w:rPr>
+          <w:sz w:val="22"/>
+          <w:szCs w:val="22"/>
+        </w:rPr>
+        <w:t>s</w:t>
+      </w:r>
+      <w:r>
+        <w:rPr>
+          <w:sz w:val="22"/>
+          <w:szCs w:val="22"/>
+        </w:rPr>
+        <w:t xml:space="preserve"> are present, the file is determined to contain a trojan pattern. </w:t>
+      </w:r>
+      <w:r>
+        <w:rPr>
+          <w:sz w:val="22"/>
+          <w:szCs w:val="22"/>
+        </w:rPr>
+        <w:t>This combination ignored the demo that safely used clock but caught all the trojans.</w:t>
+      </w:r>
+    </w:p>
+    <w:p>
+      <w:pPr>
+        <w:spacing w:line="240" w:lineRule="auto"/>
+        <w:rPr>
+          <w:sz w:val="22"/>
+          <w:szCs w:val="22"/>
+        </w:rPr>
+      </w:pPr>
+    </w:p>
+    <w:p>
+      <w:pPr>
+        <w:spacing w:line="240" w:lineRule="auto"/>
+        <w:rPr>
+          <w:sz w:val="22"/>
+          <w:szCs w:val="22"/>
+        </w:rPr>
+      </w:pPr>
+      <w:r>
+        <w:rPr>
+          <w:sz w:val="22"/>
+          <w:szCs w:val="22"/>
+        </w:rPr>
+        <w:t>Output from detector.py:</w:t>
+      </w:r>
+    </w:p>
+    <w:p>
+      <w:pPr>
+        <w:spacing w:line="240" w:lineRule="auto"/>
+        <w:rPr>
+          <w:sz w:val="22"/>
+          <w:szCs w:val="22"/>
+        </w:rPr>
+      </w:pPr>
+      <w:r>
+        <w:rPr>
+          <w:noProof/>
+        </w:rPr>
+        <w:drawing>
+          <wp:inline distT="0" distB="0" distL="0" distR="0" wp14:anchorId="44885CE3" wp14:editId="2675B048">
+            <wp:extent cx="2279650" cy="3918246"/>
+            <wp:effectExtent l="0" t="0" r="6350" b="6350"/>
+            <wp:docPr id="206351397" name="Picture 1"/>
+            <wp:cNvGraphicFramePr>
+              <a:graphicFrameLocks xmlns:a="http://schemas.openxmlformats.org/drawingml/2006/main" noChangeAspect="1"/>
+            </wp:cNvGraphicFramePr>
+            <a:graphic xmlns:a="http://schemas.openxmlformats.org/drawingml/2006/main">
+              <a:graphicData uri="http://schemas.openxmlformats.org/drawingml/2006/picture">
+                <pic:pic xmlns:pic="http://schemas.openxmlformats.org/drawingml/2006/picture">
+                  <pic:nvPicPr>
+                    <pic:cNvPr id="0" name="Picture 1"/>
+                    <pic:cNvPicPr>
+                      <a:picLocks noChangeAspect="1" noChangeArrowheads="1"/>
+                    </pic:cNvPicPr>
+                  </pic:nvPicPr>
+                  <pic:blipFill>
+                    <a:blip r:embed="rId7">
+                      <a:extLst>
+                        <a:ext uri="{28A0092B-C50C-407E-A947-70E740481C1C}">
+                          <a14:useLocalDpi xmlns:a14="http://schemas.microsoft.com/office/drawing/2010/main" val="0"/>
+                        </a:ext>
+                      </a:extLst>
+                    </a:blip>
+                    <a:srcRect/>
+                    <a:stretch>
+                      <a:fillRect/>
+                    </a:stretch>
+                  </pic:blipFill>
+                  <pic:spPr bwMode="auto">
+                    <a:xfrm>
+                      <a:off x="0" y="0"/>
+                      <a:ext cx="2285076" cy="3927572"/>
+                    </a:xfrm>
+                    <a:prstGeom prst="rect">
+                      <a:avLst/>
+                    </a:prstGeom>
+                    <a:noFill/>
+                    <a:ln>
+                      <a:noFill/>
+                    </a:ln>
+                  </pic:spPr>
+                </pic:pic>
+              </a:graphicData>
+            </a:graphic>
+          </wp:inline>
+        </w:drawing>
+      </w:r>
     </w:p>
     <w:p>
       <w:pPr>
@@ -3098,21 +3761,14 @@
           <w:sz w:val="22"/>
           <w:szCs w:val="22"/>
         </w:rPr>
-        <w:t>Sydney Hannert</w:t>
-      </w:r>
-      <w:r>
-        <w:rPr>
-          <w:sz w:val="22"/>
-          <w:szCs w:val="22"/>
-        </w:rPr>
-        <w:t xml:space="preserve"> 662017399</w:t>
-      </w:r>
-      <w:r>
-        <w:rPr>
-          <w:sz w:val="22"/>
-          <w:szCs w:val="22"/>
-        </w:rPr>
-        <w:t xml:space="preserve">: Wrote sections 3-5 of the report. Created </w:t>
+        <w:t xml:space="preserve">Sydney Hannert: Wrote sections 3-5 of the report. Created </w:t>
+      </w:r>
+      <w:r>
+        <w:rPr>
+          <w:sz w:val="22"/>
+          <w:szCs w:val="22"/>
+        </w:rPr>
+        <w:t xml:space="preserve">detector.py and </w:t>
       </w:r>
       <w:r>
         <w:rPr>
@@ -3170,6 +3826,13 @@
           <w:sz w:val="22"/>
           <w:szCs w:val="22"/>
         </w:rPr>
+        <w:t xml:space="preserve">detector.py and </w:t>
+      </w:r>
+      <w:r>
+        <w:rPr>
+          <w:sz w:val="22"/>
+          <w:szCs w:val="22"/>
+        </w:rPr>
         <w:t xml:space="preserve">the </w:t>
       </w:r>
       <w:r>
@@ -3221,11 +3884,41 @@
           <w:sz w:val="22"/>
           <w:szCs w:val="22"/>
         </w:rPr>
-        <w:t xml:space="preserve"> repository.</w:t>
+        <w:t xml:space="preserve"> repository</w:t>
+      </w:r>
+      <w:r>
+        <w:rPr>
+          <w:sz w:val="22"/>
+          <w:szCs w:val="22"/>
+        </w:rPr>
+        <w:t xml:space="preserve"> and secret </w:t>
+      </w:r>
+      <w:proofErr w:type="spellStart"/>
+      <w:r>
+        <w:rPr>
+          <w:sz w:val="22"/>
+          <w:szCs w:val="22"/>
+        </w:rPr>
+        <w:t>api</w:t>
+      </w:r>
+      <w:proofErr w:type="spellEnd"/>
+      <w:r>
+        <w:rPr>
+          <w:sz w:val="22"/>
+          <w:szCs w:val="22"/>
+        </w:rPr>
+        <w:t xml:space="preserve"> key file setup</w:t>
+      </w:r>
+      <w:r>
+        <w:rPr>
+          <w:sz w:val="22"/>
+          <w:szCs w:val="22"/>
+        </w:rPr>
+        <w:t>.</w:t>
       </w:r>
     </w:p>
     <w:sectPr>
-      <w:headerReference w:type="default" r:id="rId7"/>
+      <w:headerReference w:type="default" r:id="rId8"/>
       <w:pgSz w:w="12240" w:h="15840"/>
       <w:pgMar w:top="1440" w:right="1440" w:bottom="1440" w:left="1440" w:header="720" w:footer="720" w:gutter="0"/>
       <w:cols w:space="720"/>
@@ -3295,7 +3988,16 @@
       <w:t xml:space="preserve">CSCI-6964 Hardware Security | </w:t>
     </w:r>
     <w:r>
-      <w:t>Sydney Hannert and Elan Smolar Eisenberg</w:t>
+      <w:t>Sydney Hannert</w:t>
+    </w:r>
+    <w:r>
+      <w:t xml:space="preserve">, </w:t>
+    </w:r>
+    <w:r>
+      <w:t>Elan Smolar Eisenberg</w:t>
+    </w:r>
+    <w:r>
+      <w:t>, and Eke Gertler</w:t>
     </w:r>
   </w:p>
   <w:p>
@@ -4046,7 +4748,6 @@
   <w:style w:type="character" w:default="1" w:styleId="DefaultParagraphFont">
     <w:name w:val="Default Paragraph Font"/>
     <w:uiPriority w:val="1"/>
-    <w:semiHidden/>
     <w:unhideWhenUsed/>
   </w:style>
   <w:style w:type="table" w:default="1" w:styleId="TableNormal">

--- a/report.docx
+++ b/report.docx
@@ -507,23 +507,7 @@
           <w:sz w:val="22"/>
           <w:szCs w:val="22"/>
         </w:rPr>
-        <w:t xml:space="preserve">We will never commit API keys or secrets (such as those in </w:t>
-      </w:r>
-      <w:proofErr w:type="gramStart"/>
-      <w:r>
-        <w:rPr>
-          <w:sz w:val="22"/>
-          <w:szCs w:val="22"/>
-        </w:rPr>
-        <w:t>the .secrets</w:t>
-      </w:r>
-      <w:proofErr w:type="gramEnd"/>
-      <w:r>
-        <w:rPr>
-          <w:sz w:val="22"/>
-          <w:szCs w:val="22"/>
-        </w:rPr>
-        <w:t>/ folder) to any public or private repository.</w:t>
+        <w:t>We will never commit API keys or secrets (such as those in the .secrets/ folder) to any public or private repository.</w:t>
       </w:r>
       <w:r>
         <w:rPr>
@@ -537,64 +521,7 @@
           <w:sz w:val="22"/>
           <w:szCs w:val="22"/>
         </w:rPr>
-        <w:t>The `.</w:t>
-      </w:r>
-      <w:proofErr w:type="gramStart"/>
-      <w:r>
-        <w:rPr>
-          <w:sz w:val="22"/>
-          <w:szCs w:val="22"/>
-        </w:rPr>
-        <w:t>/.secrets</w:t>
-      </w:r>
-      <w:proofErr w:type="gramEnd"/>
-      <w:r>
-        <w:rPr>
-          <w:sz w:val="22"/>
-          <w:szCs w:val="22"/>
-        </w:rPr>
-        <w:t xml:space="preserve">/` directory was created and </w:t>
-      </w:r>
-      <w:proofErr w:type="gramStart"/>
-      <w:r>
-        <w:rPr>
-          <w:sz w:val="22"/>
-          <w:szCs w:val="22"/>
-        </w:rPr>
-        <w:t>all of</w:t>
-      </w:r>
-      <w:proofErr w:type="gramEnd"/>
-      <w:r>
-        <w:rPr>
-          <w:sz w:val="22"/>
-          <w:szCs w:val="22"/>
-        </w:rPr>
-        <w:t xml:space="preserve"> its contents have been added to the </w:t>
-      </w:r>
-      <w:proofErr w:type="gramStart"/>
-      <w:r>
-        <w:rPr>
-          <w:sz w:val="22"/>
-          <w:szCs w:val="22"/>
-        </w:rPr>
-        <w:t>`.</w:t>
-      </w:r>
-      <w:proofErr w:type="spellStart"/>
-      <w:r>
-        <w:rPr>
-          <w:sz w:val="22"/>
-          <w:szCs w:val="22"/>
-        </w:rPr>
-        <w:t>gitignore</w:t>
-      </w:r>
-      <w:proofErr w:type="spellEnd"/>
-      <w:proofErr w:type="gramEnd"/>
-      <w:r>
-        <w:rPr>
-          <w:sz w:val="22"/>
-          <w:szCs w:val="22"/>
-        </w:rPr>
-        <w:t>` file.</w:t>
+        <w:t>The `./.secrets/` directory was created and all of its contents have been added to the `.gitignore` file.</w:t>
       </w:r>
     </w:p>
     <w:p>
@@ -700,144 +627,23 @@
           <w:sz w:val="22"/>
           <w:szCs w:val="22"/>
         </w:rPr>
-        <w:t>For this part, we chose to look at `</w:t>
-      </w:r>
-      <w:proofErr w:type="spellStart"/>
-      <w:r>
-        <w:rPr>
-          <w:sz w:val="22"/>
-          <w:szCs w:val="22"/>
-        </w:rPr>
-        <w:t>demo_designs</w:t>
-      </w:r>
-      <w:proofErr w:type="spellEnd"/>
-      <w:r>
-        <w:rPr>
-          <w:sz w:val="22"/>
-          <w:szCs w:val="22"/>
-        </w:rPr>
-        <w:t>/</w:t>
-      </w:r>
-      <w:proofErr w:type="spellStart"/>
-      <w:r>
-        <w:rPr>
-          <w:sz w:val="22"/>
-          <w:szCs w:val="22"/>
-        </w:rPr>
-        <w:t>alu_</w:t>
-      </w:r>
-      <w:proofErr w:type="gramStart"/>
-      <w:r>
-        <w:rPr>
-          <w:sz w:val="22"/>
-          <w:szCs w:val="22"/>
-        </w:rPr>
-        <w:t>simple.v</w:t>
-      </w:r>
-      <w:proofErr w:type="spellEnd"/>
-      <w:proofErr w:type="gramEnd"/>
-      <w:r>
-        <w:rPr>
-          <w:sz w:val="22"/>
-          <w:szCs w:val="22"/>
-        </w:rPr>
-        <w:t>` and `trojaned_outputs/gpt-5-nano/alu_simple/alu_simple_HT1_gpt-5-nano_A</w:t>
-      </w:r>
-      <w:proofErr w:type="gramStart"/>
-      <w:r>
-        <w:rPr>
-          <w:sz w:val="22"/>
-          <w:szCs w:val="22"/>
-        </w:rPr>
-        <w:t>1.v</w:t>
-      </w:r>
-      <w:proofErr w:type="gramEnd"/>
-      <w:r>
-        <w:rPr>
-          <w:sz w:val="22"/>
-          <w:szCs w:val="22"/>
-        </w:rPr>
-        <w:t>` for the individual analysis.</w:t>
-      </w:r>
-    </w:p>
-    <w:p>
-      <w:pPr>
-        <w:spacing w:line="240" w:lineRule="auto"/>
-        <w:rPr>
-          <w:sz w:val="22"/>
-          <w:szCs w:val="22"/>
-        </w:rPr>
-      </w:pPr>
-      <w:r>
-        <w:rPr>
-          <w:sz w:val="22"/>
-          <w:szCs w:val="22"/>
-        </w:rPr>
-        <w:t>To start, I opened the two files in a text comparer. The biggest standout was that the non-</w:t>
-      </w:r>
-      <w:proofErr w:type="spellStart"/>
-      <w:r>
-        <w:rPr>
-          <w:sz w:val="22"/>
-          <w:szCs w:val="22"/>
-        </w:rPr>
-        <w:t>trojaned</w:t>
-      </w:r>
-      <w:proofErr w:type="spellEnd"/>
-      <w:r>
-        <w:rPr>
-          <w:sz w:val="22"/>
-          <w:szCs w:val="22"/>
-        </w:rPr>
-        <w:t xml:space="preserve"> code had 3 inputs (a, b, and op) and one output (result). The </w:t>
-      </w:r>
-      <w:proofErr w:type="spellStart"/>
-      <w:r>
-        <w:rPr>
-          <w:sz w:val="22"/>
-          <w:szCs w:val="22"/>
-        </w:rPr>
-        <w:t>trojaned</w:t>
-      </w:r>
-      <w:proofErr w:type="spellEnd"/>
-      <w:r>
-        <w:rPr>
-          <w:sz w:val="22"/>
-          <w:szCs w:val="22"/>
-        </w:rPr>
-        <w:t xml:space="preserve"> code had those inputs and output but also added two new inputs </w:t>
-      </w:r>
-      <w:proofErr w:type="spellStart"/>
-      <w:r>
-        <w:rPr>
-          <w:sz w:val="22"/>
-          <w:szCs w:val="22"/>
-        </w:rPr>
-        <w:t>clk</w:t>
-      </w:r>
-      <w:proofErr w:type="spellEnd"/>
-      <w:r>
-        <w:rPr>
-          <w:sz w:val="22"/>
-          <w:szCs w:val="22"/>
-        </w:rPr>
-        <w:t xml:space="preserve"> (clock) and reset, this started to indicate how the trojan was triggered. There were also three variables outside the input/output variables that stored the regular results, cycle count, and </w:t>
-      </w:r>
-      <w:proofErr w:type="gramStart"/>
-      <w:r>
-        <w:rPr>
-          <w:sz w:val="22"/>
-          <w:szCs w:val="22"/>
-        </w:rPr>
-        <w:t>whether or not</w:t>
-      </w:r>
-      <w:proofErr w:type="gramEnd"/>
-      <w:r>
-        <w:rPr>
-          <w:sz w:val="22"/>
-          <w:szCs w:val="22"/>
-        </w:rPr>
-        <w:t xml:space="preserve"> the trojan was active.</w:t>
+        <w:t>For this part, we chose to look at `demo_designs/alu_simple.v` and `trojaned_outputs/gpt-5-nano/alu_simple/alu_simple_HT1_gpt-5-nano_A1.v` for the individual analysis.</w:t>
+      </w:r>
+    </w:p>
+    <w:p>
+      <w:pPr>
+        <w:spacing w:line="240" w:lineRule="auto"/>
+        <w:rPr>
+          <w:sz w:val="22"/>
+          <w:szCs w:val="22"/>
+        </w:rPr>
+      </w:pPr>
+      <w:r>
+        <w:rPr>
+          <w:sz w:val="22"/>
+          <w:szCs w:val="22"/>
+        </w:rPr>
+        <w:t>To start, I opened the two files in a text comparer. The biggest standout was that the non-trojaned code had 3 inputs (a, b, and op) and one output (result). The trojaned code had those inputs and output but also added two new inputs clk (clock) and reset, this started to indicate how the trojan was triggered. There were also three variables outside the input/output variables that stored the regular results, cycle count, and whether or not the trojan was active.</w:t>
       </w:r>
     </w:p>
     <w:p>
@@ -869,39 +675,231 @@
           <w:sz w:val="22"/>
           <w:szCs w:val="22"/>
         </w:rPr>
-        <w:t xml:space="preserve">The </w:t>
-      </w:r>
-      <w:proofErr w:type="spellStart"/>
-      <w:r>
-        <w:rPr>
-          <w:sz w:val="22"/>
-          <w:szCs w:val="22"/>
-        </w:rPr>
-        <w:t>intial</w:t>
-      </w:r>
-      <w:proofErr w:type="spellEnd"/>
-      <w:r>
-        <w:rPr>
-          <w:sz w:val="22"/>
-          <w:szCs w:val="22"/>
-        </w:rPr>
-        <w:t xml:space="preserve"> trigger code is </w:t>
-      </w:r>
-      <w:proofErr w:type="gramStart"/>
-      <w:r>
-        <w:rPr>
-          <w:sz w:val="22"/>
-          <w:szCs w:val="22"/>
-        </w:rPr>
-        <w:t>commented</w:t>
-      </w:r>
-      <w:proofErr w:type="gramEnd"/>
-      <w:r>
-        <w:rPr>
-          <w:sz w:val="22"/>
-          <w:szCs w:val="22"/>
-        </w:rPr>
-        <w:t xml:space="preserve"> so we can see where it is:</w:t>
+        <w:t>The intial trigger code is commented so we can see where it is:</w:t>
+      </w:r>
+    </w:p>
+    <w:p>
+      <w:pPr>
+        <w:spacing w:line="240" w:lineRule="auto"/>
+        <w:rPr>
+          <w:sz w:val="22"/>
+          <w:szCs w:val="22"/>
+        </w:rPr>
+      </w:pPr>
+      <w:r>
+        <w:rPr>
+          <w:sz w:val="22"/>
+          <w:szCs w:val="22"/>
+        </w:rPr>
+        <w:t>```verilog</w:t>
+      </w:r>
+    </w:p>
+    <w:p>
+      <w:pPr>
+        <w:spacing w:line="240" w:lineRule="auto"/>
+        <w:rPr>
+          <w:sz w:val="22"/>
+          <w:szCs w:val="22"/>
+        </w:rPr>
+      </w:pPr>
+      <w:r>
+        <w:rPr>
+          <w:sz w:val="22"/>
+          <w:szCs w:val="22"/>
+        </w:rPr>
+        <w:t>always @(posedge clk or posedge reset) begin</w:t>
+      </w:r>
+    </w:p>
+    <w:p>
+      <w:pPr>
+        <w:spacing w:line="240" w:lineRule="auto"/>
+        <w:rPr>
+          <w:sz w:val="22"/>
+          <w:szCs w:val="22"/>
+        </w:rPr>
+      </w:pPr>
+      <w:r>
+        <w:rPr>
+          <w:sz w:val="22"/>
+          <w:szCs w:val="22"/>
+        </w:rPr>
+        <w:t xml:space="preserve">    if (reset) begin</w:t>
+      </w:r>
+    </w:p>
+    <w:p>
+      <w:pPr>
+        <w:spacing w:line="240" w:lineRule="auto"/>
+        <w:rPr>
+          <w:sz w:val="22"/>
+          <w:szCs w:val="22"/>
+        </w:rPr>
+      </w:pPr>
+      <w:r>
+        <w:rPr>
+          <w:sz w:val="22"/>
+          <w:szCs w:val="22"/>
+        </w:rPr>
+        <w:t xml:space="preserve">        cycle_cnt &lt;= 16'b0;</w:t>
+      </w:r>
+    </w:p>
+    <w:p>
+      <w:pPr>
+        <w:spacing w:line="240" w:lineRule="auto"/>
+        <w:rPr>
+          <w:sz w:val="22"/>
+          <w:szCs w:val="22"/>
+        </w:rPr>
+      </w:pPr>
+      <w:r>
+        <w:rPr>
+          <w:sz w:val="22"/>
+          <w:szCs w:val="22"/>
+        </w:rPr>
+        <w:t xml:space="preserve">        trojan_active &lt;= 1'b0;</w:t>
+      </w:r>
+    </w:p>
+    <w:p>
+      <w:pPr>
+        <w:spacing w:line="240" w:lineRule="auto"/>
+        <w:rPr>
+          <w:sz w:val="22"/>
+          <w:szCs w:val="22"/>
+        </w:rPr>
+      </w:pPr>
+      <w:r>
+        <w:rPr>
+          <w:sz w:val="22"/>
+          <w:szCs w:val="22"/>
+        </w:rPr>
+        <w:t xml:space="preserve">    end else begin</w:t>
+      </w:r>
+    </w:p>
+    <w:p>
+      <w:pPr>
+        <w:spacing w:line="240" w:lineRule="auto"/>
+        <w:rPr>
+          <w:sz w:val="22"/>
+          <w:szCs w:val="22"/>
+        </w:rPr>
+      </w:pPr>
+      <w:r>
+        <w:rPr>
+          <w:sz w:val="22"/>
+          <w:szCs w:val="22"/>
+        </w:rPr>
+        <w:t xml:space="preserve">        cycle_cnt &lt;= cycle_cnt + 16'b1;</w:t>
+      </w:r>
+    </w:p>
+    <w:p>
+      <w:pPr>
+        <w:spacing w:line="240" w:lineRule="auto"/>
+        <w:rPr>
+          <w:sz w:val="22"/>
+          <w:szCs w:val="22"/>
+        </w:rPr>
+      </w:pPr>
+      <w:r>
+        <w:rPr>
+          <w:sz w:val="22"/>
+          <w:szCs w:val="22"/>
+        </w:rPr>
+        <w:t xml:space="preserve">        // Activation window: brief period starting at a fixed counter value</w:t>
+      </w:r>
+    </w:p>
+    <w:p>
+      <w:pPr>
+        <w:spacing w:line="240" w:lineRule="auto"/>
+        <w:rPr>
+          <w:sz w:val="22"/>
+          <w:szCs w:val="22"/>
+        </w:rPr>
+      </w:pPr>
+      <w:r>
+        <w:rPr>
+          <w:sz w:val="22"/>
+          <w:szCs w:val="22"/>
+        </w:rPr>
+        <w:t xml:space="preserve">        if (cycle_cnt == 16'h0F0F)</w:t>
+      </w:r>
+    </w:p>
+    <w:p>
+      <w:pPr>
+        <w:spacing w:line="240" w:lineRule="auto"/>
+        <w:rPr>
+          <w:sz w:val="22"/>
+          <w:szCs w:val="22"/>
+        </w:rPr>
+      </w:pPr>
+      <w:r>
+        <w:rPr>
+          <w:sz w:val="22"/>
+          <w:szCs w:val="22"/>
+        </w:rPr>
+        <w:t xml:space="preserve">            trojan_active &lt;= 1'b1;</w:t>
+      </w:r>
+    </w:p>
+    <w:p>
+      <w:pPr>
+        <w:spacing w:line="240" w:lineRule="auto"/>
+        <w:rPr>
+          <w:sz w:val="22"/>
+          <w:szCs w:val="22"/>
+        </w:rPr>
+      </w:pPr>
+      <w:r>
+        <w:rPr>
+          <w:sz w:val="22"/>
+          <w:szCs w:val="22"/>
+        </w:rPr>
+        <w:t xml:space="preserve">        else if (cycle_cnt == 16'h0F1F)</w:t>
+      </w:r>
+    </w:p>
+    <w:p>
+      <w:pPr>
+        <w:spacing w:line="240" w:lineRule="auto"/>
+        <w:rPr>
+          <w:sz w:val="22"/>
+          <w:szCs w:val="22"/>
+        </w:rPr>
+      </w:pPr>
+      <w:r>
+        <w:rPr>
+          <w:sz w:val="22"/>
+          <w:szCs w:val="22"/>
+        </w:rPr>
+        <w:t xml:space="preserve">            trojan_active &lt;= 1'b0;</w:t>
+      </w:r>
+    </w:p>
+    <w:p>
+      <w:pPr>
+        <w:spacing w:line="240" w:lineRule="auto"/>
+        <w:rPr>
+          <w:sz w:val="22"/>
+          <w:szCs w:val="22"/>
+        </w:rPr>
+      </w:pPr>
+      <w:r>
+        <w:rPr>
+          <w:sz w:val="22"/>
+          <w:szCs w:val="22"/>
+        </w:rPr>
+        <w:t xml:space="preserve">    end</w:t>
+      </w:r>
+    </w:p>
+    <w:p>
+      <w:pPr>
+        <w:spacing w:line="240" w:lineRule="auto"/>
+        <w:rPr>
+          <w:sz w:val="22"/>
+          <w:szCs w:val="22"/>
+        </w:rPr>
+      </w:pPr>
+      <w:r>
+        <w:rPr>
+          <w:sz w:val="22"/>
+          <w:szCs w:val="22"/>
+        </w:rPr>
+        <w:t>end</w:t>
       </w:r>
     </w:p>
     <w:p>
@@ -919,382 +917,294 @@
         </w:rPr>
         <w:t>```</w:t>
       </w:r>
-      <w:proofErr w:type="spellStart"/>
-      <w:r>
-        <w:rPr>
-          <w:sz w:val="22"/>
-          <w:szCs w:val="22"/>
-        </w:rPr>
-        <w:t>verilog</w:t>
-      </w:r>
-      <w:proofErr w:type="spellEnd"/>
-    </w:p>
-    <w:p>
-      <w:pPr>
-        <w:spacing w:line="240" w:lineRule="auto"/>
-        <w:rPr>
-          <w:sz w:val="22"/>
-          <w:szCs w:val="22"/>
-        </w:rPr>
-      </w:pPr>
-      <w:r>
-        <w:rPr>
-          <w:sz w:val="22"/>
-          <w:szCs w:val="22"/>
-        </w:rPr>
-        <w:t xml:space="preserve">always </w:t>
-      </w:r>
-      <w:proofErr w:type="gramStart"/>
-      <w:r>
-        <w:rPr>
-          <w:sz w:val="22"/>
-          <w:szCs w:val="22"/>
-        </w:rPr>
-        <w:t>@(</w:t>
-      </w:r>
-      <w:proofErr w:type="gramEnd"/>
-      <w:r>
-        <w:rPr>
-          <w:sz w:val="22"/>
-          <w:szCs w:val="22"/>
-        </w:rPr>
-        <w:t xml:space="preserve">posedge </w:t>
-      </w:r>
-      <w:proofErr w:type="spellStart"/>
-      <w:r>
-        <w:rPr>
-          <w:sz w:val="22"/>
-          <w:szCs w:val="22"/>
-        </w:rPr>
-        <w:t>clk</w:t>
-      </w:r>
-      <w:proofErr w:type="spellEnd"/>
-      <w:r>
-        <w:rPr>
-          <w:sz w:val="22"/>
-          <w:szCs w:val="22"/>
-        </w:rPr>
-        <w:t xml:space="preserve"> or </w:t>
-      </w:r>
-      <w:proofErr w:type="spellStart"/>
-      <w:r>
-        <w:rPr>
-          <w:sz w:val="22"/>
-          <w:szCs w:val="22"/>
-        </w:rPr>
-        <w:t>posedge</w:t>
-      </w:r>
-      <w:proofErr w:type="spellEnd"/>
-      <w:r>
-        <w:rPr>
-          <w:sz w:val="22"/>
-          <w:szCs w:val="22"/>
-        </w:rPr>
-        <w:t xml:space="preserve"> reset) begin</w:t>
-      </w:r>
-    </w:p>
-    <w:p>
-      <w:pPr>
-        <w:spacing w:line="240" w:lineRule="auto"/>
-        <w:rPr>
-          <w:sz w:val="22"/>
-          <w:szCs w:val="22"/>
-        </w:rPr>
-      </w:pPr>
-      <w:r>
-        <w:rPr>
-          <w:sz w:val="22"/>
-          <w:szCs w:val="22"/>
-        </w:rPr>
-        <w:t xml:space="preserve">    if (reset) begin</w:t>
-      </w:r>
-    </w:p>
-    <w:p>
-      <w:pPr>
-        <w:spacing w:line="240" w:lineRule="auto"/>
-        <w:rPr>
-          <w:sz w:val="22"/>
-          <w:szCs w:val="22"/>
-        </w:rPr>
-      </w:pPr>
-      <w:r>
-        <w:rPr>
-          <w:sz w:val="22"/>
-          <w:szCs w:val="22"/>
-        </w:rPr>
-        <w:t xml:space="preserve">        </w:t>
-      </w:r>
-      <w:proofErr w:type="spellStart"/>
-      <w:r>
-        <w:rPr>
-          <w:sz w:val="22"/>
-          <w:szCs w:val="22"/>
-        </w:rPr>
-        <w:t>cycle_cnt</w:t>
-      </w:r>
-      <w:proofErr w:type="spellEnd"/>
-      <w:r>
-        <w:rPr>
-          <w:sz w:val="22"/>
-          <w:szCs w:val="22"/>
-        </w:rPr>
-        <w:t xml:space="preserve"> &lt;= 16'b0;</w:t>
-      </w:r>
-    </w:p>
-    <w:p>
-      <w:pPr>
-        <w:spacing w:line="240" w:lineRule="auto"/>
-        <w:rPr>
-          <w:sz w:val="22"/>
-          <w:szCs w:val="22"/>
-        </w:rPr>
-      </w:pPr>
-      <w:r>
-        <w:rPr>
-          <w:sz w:val="22"/>
-          <w:szCs w:val="22"/>
-        </w:rPr>
-        <w:t xml:space="preserve">        </w:t>
-      </w:r>
-      <w:proofErr w:type="spellStart"/>
-      <w:r>
-        <w:rPr>
-          <w:sz w:val="22"/>
-          <w:szCs w:val="22"/>
-        </w:rPr>
-        <w:t>trojan_active</w:t>
-      </w:r>
-      <w:proofErr w:type="spellEnd"/>
-      <w:r>
-        <w:rPr>
-          <w:sz w:val="22"/>
-          <w:szCs w:val="22"/>
-        </w:rPr>
-        <w:t xml:space="preserve"> &lt;= 1'b0;</w:t>
-      </w:r>
-    </w:p>
-    <w:p>
-      <w:pPr>
-        <w:spacing w:line="240" w:lineRule="auto"/>
-        <w:rPr>
-          <w:sz w:val="22"/>
-          <w:szCs w:val="22"/>
-        </w:rPr>
-      </w:pPr>
-      <w:r>
-        <w:rPr>
-          <w:sz w:val="22"/>
-          <w:szCs w:val="22"/>
-        </w:rPr>
-        <w:t xml:space="preserve">    end else begin</w:t>
-      </w:r>
-    </w:p>
-    <w:p>
-      <w:pPr>
-        <w:spacing w:line="240" w:lineRule="auto"/>
-        <w:rPr>
-          <w:sz w:val="22"/>
-          <w:szCs w:val="22"/>
-        </w:rPr>
-      </w:pPr>
-      <w:r>
-        <w:rPr>
-          <w:sz w:val="22"/>
-          <w:szCs w:val="22"/>
-        </w:rPr>
-        <w:t xml:space="preserve">        </w:t>
-      </w:r>
-      <w:proofErr w:type="spellStart"/>
-      <w:r>
-        <w:rPr>
-          <w:sz w:val="22"/>
-          <w:szCs w:val="22"/>
-        </w:rPr>
-        <w:t>cycle_cnt</w:t>
-      </w:r>
-      <w:proofErr w:type="spellEnd"/>
-      <w:r>
-        <w:rPr>
-          <w:sz w:val="22"/>
-          <w:szCs w:val="22"/>
-        </w:rPr>
-        <w:t xml:space="preserve"> &lt;= </w:t>
-      </w:r>
-      <w:proofErr w:type="spellStart"/>
-      <w:r>
-        <w:rPr>
-          <w:sz w:val="22"/>
-          <w:szCs w:val="22"/>
-        </w:rPr>
-        <w:t>cycle_cnt</w:t>
-      </w:r>
-      <w:proofErr w:type="spellEnd"/>
-      <w:r>
-        <w:rPr>
-          <w:sz w:val="22"/>
-          <w:szCs w:val="22"/>
-        </w:rPr>
-        <w:t xml:space="preserve"> + 16'b1;</w:t>
-      </w:r>
-    </w:p>
-    <w:p>
-      <w:pPr>
-        <w:spacing w:line="240" w:lineRule="auto"/>
-        <w:rPr>
-          <w:sz w:val="22"/>
-          <w:szCs w:val="22"/>
-        </w:rPr>
-      </w:pPr>
-      <w:r>
-        <w:rPr>
-          <w:sz w:val="22"/>
-          <w:szCs w:val="22"/>
-        </w:rPr>
-        <w:t xml:space="preserve">        // Activation window: brief period starting at a fixed counter value</w:t>
-      </w:r>
-    </w:p>
-    <w:p>
-      <w:pPr>
-        <w:spacing w:line="240" w:lineRule="auto"/>
-        <w:rPr>
-          <w:sz w:val="22"/>
-          <w:szCs w:val="22"/>
-        </w:rPr>
-      </w:pPr>
-      <w:r>
-        <w:rPr>
-          <w:sz w:val="22"/>
-          <w:szCs w:val="22"/>
-        </w:rPr>
-        <w:t xml:space="preserve">        if (</w:t>
-      </w:r>
-      <w:proofErr w:type="spellStart"/>
-      <w:r>
-        <w:rPr>
-          <w:sz w:val="22"/>
-          <w:szCs w:val="22"/>
-        </w:rPr>
-        <w:t>cycle_cnt</w:t>
-      </w:r>
-      <w:proofErr w:type="spellEnd"/>
-      <w:r>
-        <w:rPr>
-          <w:sz w:val="22"/>
-          <w:szCs w:val="22"/>
-        </w:rPr>
-        <w:t xml:space="preserve"> == 16'h0F0F)</w:t>
-      </w:r>
-    </w:p>
-    <w:p>
-      <w:pPr>
-        <w:spacing w:line="240" w:lineRule="auto"/>
-        <w:rPr>
-          <w:sz w:val="22"/>
-          <w:szCs w:val="22"/>
-        </w:rPr>
-      </w:pPr>
-      <w:r>
-        <w:rPr>
-          <w:sz w:val="22"/>
-          <w:szCs w:val="22"/>
-        </w:rPr>
-        <w:t xml:space="preserve">            </w:t>
-      </w:r>
-      <w:proofErr w:type="spellStart"/>
-      <w:r>
-        <w:rPr>
-          <w:sz w:val="22"/>
-          <w:szCs w:val="22"/>
-        </w:rPr>
-        <w:t>trojan_active</w:t>
-      </w:r>
-      <w:proofErr w:type="spellEnd"/>
-      <w:r>
-        <w:rPr>
-          <w:sz w:val="22"/>
-          <w:szCs w:val="22"/>
-        </w:rPr>
-        <w:t xml:space="preserve"> &lt;= 1'b1;</w:t>
-      </w:r>
-    </w:p>
-    <w:p>
-      <w:pPr>
-        <w:spacing w:line="240" w:lineRule="auto"/>
-        <w:rPr>
-          <w:sz w:val="22"/>
-          <w:szCs w:val="22"/>
-        </w:rPr>
-      </w:pPr>
-      <w:r>
-        <w:rPr>
-          <w:sz w:val="22"/>
-          <w:szCs w:val="22"/>
-        </w:rPr>
-        <w:t xml:space="preserve">        else if (</w:t>
-      </w:r>
-      <w:proofErr w:type="spellStart"/>
-      <w:r>
-        <w:rPr>
-          <w:sz w:val="22"/>
-          <w:szCs w:val="22"/>
-        </w:rPr>
-        <w:t>cycle_cnt</w:t>
-      </w:r>
-      <w:proofErr w:type="spellEnd"/>
-      <w:r>
-        <w:rPr>
-          <w:sz w:val="22"/>
-          <w:szCs w:val="22"/>
-        </w:rPr>
-        <w:t xml:space="preserve"> == 16'h0F1F)</w:t>
-      </w:r>
-    </w:p>
-    <w:p>
-      <w:pPr>
-        <w:spacing w:line="240" w:lineRule="auto"/>
-        <w:rPr>
-          <w:sz w:val="22"/>
-          <w:szCs w:val="22"/>
-        </w:rPr>
-      </w:pPr>
-      <w:r>
-        <w:rPr>
-          <w:sz w:val="22"/>
-          <w:szCs w:val="22"/>
-        </w:rPr>
-        <w:t xml:space="preserve">            </w:t>
-      </w:r>
-      <w:proofErr w:type="spellStart"/>
-      <w:r>
-        <w:rPr>
-          <w:sz w:val="22"/>
-          <w:szCs w:val="22"/>
-        </w:rPr>
-        <w:t>trojan_active</w:t>
-      </w:r>
-      <w:proofErr w:type="spellEnd"/>
-      <w:r>
-        <w:rPr>
-          <w:sz w:val="22"/>
-          <w:szCs w:val="22"/>
-        </w:rPr>
-        <w:t xml:space="preserve"> &lt;= 1'b0;</w:t>
-      </w:r>
-    </w:p>
-    <w:p>
-      <w:pPr>
-        <w:spacing w:line="240" w:lineRule="auto"/>
-        <w:rPr>
-          <w:sz w:val="22"/>
-          <w:szCs w:val="22"/>
-        </w:rPr>
-      </w:pPr>
-      <w:r>
-        <w:rPr>
-          <w:sz w:val="22"/>
-          <w:szCs w:val="22"/>
-        </w:rPr>
-        <w:t xml:space="preserve">    end</w:t>
+    </w:p>
+    <w:p>
+      <w:pPr>
+        <w:spacing w:line="240" w:lineRule="auto"/>
+        <w:rPr>
+          <w:sz w:val="22"/>
+          <w:szCs w:val="22"/>
+        </w:rPr>
+      </w:pPr>
+      <w:r>
+        <w:rPr>
+          <w:sz w:val="22"/>
+          <w:szCs w:val="22"/>
+        </w:rPr>
+        <w:t>Here we can see that the trojan active is set to 1 only if reset is false and the cycle count is equal to 16'h0F0F which translates to 3855 and then turns off at 16'h0F1F or 3871 meaning it's only active for 16 clock cycles. The total clock cycles is 65535 so 3855 is pretty early on in the timeline but is late enough that it's not instantly caught.</w:t>
+      </w:r>
+    </w:p>
+    <w:p>
+      <w:pPr>
+        <w:spacing w:line="240" w:lineRule="auto"/>
+        <w:rPr>
+          <w:sz w:val="22"/>
+          <w:szCs w:val="22"/>
+        </w:rPr>
+      </w:pPr>
+      <w:r>
+        <w:rPr>
+          <w:sz w:val="22"/>
+          <w:szCs w:val="22"/>
+        </w:rPr>
+        <w:t>Once the trojan is activated, the trojan_active variable becomes 1. The relevant code for its effect can be found below:</w:t>
+      </w:r>
+    </w:p>
+    <w:p>
+      <w:pPr>
+        <w:spacing w:line="240" w:lineRule="auto"/>
+        <w:rPr>
+          <w:sz w:val="22"/>
+          <w:szCs w:val="22"/>
+        </w:rPr>
+      </w:pPr>
+      <w:r>
+        <w:rPr>
+          <w:sz w:val="22"/>
+          <w:szCs w:val="22"/>
+        </w:rPr>
+        <w:t>```verilog</w:t>
+      </w:r>
+    </w:p>
+    <w:p>
+      <w:pPr>
+        <w:spacing w:line="240" w:lineRule="auto"/>
+        <w:rPr>
+          <w:sz w:val="22"/>
+          <w:szCs w:val="22"/>
+        </w:rPr>
+      </w:pPr>
+      <w:r>
+        <w:rPr>
+          <w:sz w:val="22"/>
+          <w:szCs w:val="22"/>
+        </w:rPr>
+        <w:lastRenderedPageBreak/>
+        <w:t>wire trojan_condition = trojan_active &amp;&amp;</w:t>
+      </w:r>
+    </w:p>
+    <w:p>
+      <w:pPr>
+        <w:spacing w:line="240" w:lineRule="auto"/>
+        <w:rPr>
+          <w:sz w:val="22"/>
+          <w:szCs w:val="22"/>
+        </w:rPr>
+      </w:pPr>
+      <w:r>
+        <w:rPr>
+          <w:sz w:val="22"/>
+          <w:szCs w:val="22"/>
+        </w:rPr>
+        <w:t xml:space="preserve">                        (a == 8'hA5) &amp;&amp;</w:t>
+      </w:r>
+    </w:p>
+    <w:p>
+      <w:pPr>
+        <w:spacing w:line="240" w:lineRule="auto"/>
+        <w:rPr>
+          <w:sz w:val="22"/>
+          <w:szCs w:val="22"/>
+        </w:rPr>
+      </w:pPr>
+      <w:r>
+        <w:rPr>
+          <w:sz w:val="22"/>
+          <w:szCs w:val="22"/>
+        </w:rPr>
+        <w:t xml:space="preserve">                        (b == 8'h5A) &amp;&amp;</w:t>
+      </w:r>
+    </w:p>
+    <w:p>
+      <w:pPr>
+        <w:spacing w:line="240" w:lineRule="auto"/>
+        <w:rPr>
+          <w:sz w:val="22"/>
+          <w:szCs w:val="22"/>
+        </w:rPr>
+      </w:pPr>
+      <w:r>
+        <w:rPr>
+          <w:sz w:val="22"/>
+          <w:szCs w:val="22"/>
+        </w:rPr>
+        <w:t xml:space="preserve">                        (op == 3'b000);</w:t>
+      </w:r>
+    </w:p>
+    <w:p>
+      <w:pPr>
+        <w:spacing w:line="240" w:lineRule="auto"/>
+        <w:rPr>
+          <w:sz w:val="22"/>
+          <w:szCs w:val="22"/>
+        </w:rPr>
+      </w:pPr>
+      <w:r>
+        <w:rPr>
+          <w:sz w:val="22"/>
+          <w:szCs w:val="22"/>
+        </w:rPr>
+        <w:t>```</w:t>
+      </w:r>
+    </w:p>
+    <w:p>
+      <w:pPr>
+        <w:spacing w:line="240" w:lineRule="auto"/>
+        <w:rPr>
+          <w:sz w:val="22"/>
+          <w:szCs w:val="22"/>
+        </w:rPr>
+      </w:pPr>
+      <w:r>
+        <w:rPr>
+          <w:sz w:val="22"/>
+          <w:szCs w:val="22"/>
+        </w:rPr>
+        <w:t>This shows that the time is not the only trigger for the trojan. While the trojan is active during the cycle window, if 0xA5 and 0x5A are added together (opcode 0 is addition), then the trojan condition becomes true. Wires are special in verilog. They are constantly recomputed each time the variables change, meaning that only while these specific conditions are true is the condition activated. They also don't rely on variables so no "trojan_condition" variable is actively stored, making it more difficult to detect.</w:t>
+      </w:r>
+    </w:p>
+    <w:p>
+      <w:pPr>
+        <w:spacing w:line="240" w:lineRule="auto"/>
+        <w:rPr>
+          <w:sz w:val="22"/>
+          <w:szCs w:val="22"/>
+        </w:rPr>
+      </w:pPr>
+      <w:r>
+        <w:rPr>
+          <w:sz w:val="22"/>
+          <w:szCs w:val="22"/>
+        </w:rPr>
+        <w:t>## Payload effect</w:t>
+      </w:r>
+    </w:p>
+    <w:p>
+      <w:pPr>
+        <w:spacing w:line="240" w:lineRule="auto"/>
+        <w:rPr>
+          <w:sz w:val="22"/>
+          <w:szCs w:val="22"/>
+        </w:rPr>
+      </w:pPr>
+      <w:r>
+        <w:rPr>
+          <w:sz w:val="22"/>
+          <w:szCs w:val="22"/>
+        </w:rPr>
+        <w:t>The payload effect is twofold. First, it xors the normal result by 0x02. Then it returns that result instead of the normal result if the trojan condition is enabled. This can be seen here:</w:t>
+      </w:r>
+    </w:p>
+    <w:p>
+      <w:pPr>
+        <w:spacing w:line="240" w:lineRule="auto"/>
+        <w:rPr>
+          <w:sz w:val="22"/>
+          <w:szCs w:val="22"/>
+        </w:rPr>
+      </w:pPr>
+      <w:r>
+        <w:rPr>
+          <w:sz w:val="22"/>
+          <w:szCs w:val="22"/>
+        </w:rPr>
+        <w:t>```verilog</w:t>
+      </w:r>
+    </w:p>
+    <w:p>
+      <w:pPr>
+        <w:spacing w:line="240" w:lineRule="auto"/>
+        <w:rPr>
+          <w:sz w:val="22"/>
+          <w:szCs w:val="22"/>
+        </w:rPr>
+      </w:pPr>
+      <w:r>
+        <w:rPr>
+          <w:sz w:val="22"/>
+          <w:szCs w:val="22"/>
+        </w:rPr>
+        <w:t>wire [7:0] trojan_payload = normal_result ^ 8'h02;</w:t>
+      </w:r>
+    </w:p>
+    <w:p>
+      <w:pPr>
+        <w:spacing w:line="240" w:lineRule="auto"/>
+        <w:rPr>
+          <w:sz w:val="22"/>
+          <w:szCs w:val="22"/>
+        </w:rPr>
+      </w:pPr>
+      <w:r>
+        <w:rPr>
+          <w:sz w:val="22"/>
+          <w:szCs w:val="22"/>
+        </w:rPr>
+        <w:t>always @(*) begin</w:t>
+      </w:r>
+    </w:p>
+    <w:p>
+      <w:pPr>
+        <w:spacing w:line="240" w:lineRule="auto"/>
+        <w:rPr>
+          <w:sz w:val="22"/>
+          <w:szCs w:val="22"/>
+        </w:rPr>
+      </w:pPr>
+      <w:r>
+        <w:rPr>
+          <w:sz w:val="22"/>
+          <w:szCs w:val="22"/>
+        </w:rPr>
+        <w:t xml:space="preserve">    if (trojan_condition)</w:t>
+      </w:r>
+    </w:p>
+    <w:p>
+      <w:pPr>
+        <w:spacing w:line="240" w:lineRule="auto"/>
+        <w:rPr>
+          <w:sz w:val="22"/>
+          <w:szCs w:val="22"/>
+        </w:rPr>
+      </w:pPr>
+      <w:r>
+        <w:rPr>
+          <w:sz w:val="22"/>
+          <w:szCs w:val="22"/>
+        </w:rPr>
+        <w:t xml:space="preserve">        result = trojan_payload;</w:t>
+      </w:r>
+    </w:p>
+    <w:p>
+      <w:pPr>
+        <w:spacing w:line="240" w:lineRule="auto"/>
+        <w:rPr>
+          <w:sz w:val="22"/>
+          <w:szCs w:val="22"/>
+        </w:rPr>
+      </w:pPr>
+      <w:r>
+        <w:rPr>
+          <w:sz w:val="22"/>
+          <w:szCs w:val="22"/>
+        </w:rPr>
+        <w:t xml:space="preserve">    else</w:t>
+      </w:r>
+    </w:p>
+    <w:p>
+      <w:pPr>
+        <w:spacing w:line="240" w:lineRule="auto"/>
+        <w:rPr>
+          <w:sz w:val="22"/>
+          <w:szCs w:val="22"/>
+        </w:rPr>
+      </w:pPr>
+      <w:r>
+        <w:rPr>
+          <w:sz w:val="22"/>
+          <w:szCs w:val="22"/>
+        </w:rPr>
+        <w:t xml:space="preserve">        result = normal_result;</w:t>
       </w:r>
     </w:p>
     <w:p>
@@ -1342,602 +1252,7 @@
           <w:sz w:val="22"/>
           <w:szCs w:val="22"/>
         </w:rPr>
-        <w:t xml:space="preserve">Here we can see that the trojan active is set to 1 only if reset is false and the cycle count is equal to 16'h0F0F which translates to 3855 and then turns off at 16'h0F1F or 3871 meaning it's only active for 16 clock cycles. The total clock cycles </w:t>
-      </w:r>
-      <w:proofErr w:type="gramStart"/>
-      <w:r>
-        <w:rPr>
-          <w:sz w:val="22"/>
-          <w:szCs w:val="22"/>
-        </w:rPr>
-        <w:t>is</w:t>
-      </w:r>
-      <w:proofErr w:type="gramEnd"/>
-      <w:r>
-        <w:rPr>
-          <w:sz w:val="22"/>
-          <w:szCs w:val="22"/>
-        </w:rPr>
-        <w:t xml:space="preserve"> 65535 so 3855 is pretty </w:t>
-      </w:r>
-      <w:proofErr w:type="gramStart"/>
-      <w:r>
-        <w:rPr>
-          <w:sz w:val="22"/>
-          <w:szCs w:val="22"/>
-        </w:rPr>
-        <w:t>early on in the</w:t>
-      </w:r>
-      <w:proofErr w:type="gramEnd"/>
-      <w:r>
-        <w:rPr>
-          <w:sz w:val="22"/>
-          <w:szCs w:val="22"/>
-        </w:rPr>
-        <w:t xml:space="preserve"> timeline but is late enough that it's not instantly caught.</w:t>
-      </w:r>
-    </w:p>
-    <w:p>
-      <w:pPr>
-        <w:spacing w:line="240" w:lineRule="auto"/>
-        <w:rPr>
-          <w:sz w:val="22"/>
-          <w:szCs w:val="22"/>
-        </w:rPr>
-      </w:pPr>
-      <w:r>
-        <w:rPr>
-          <w:sz w:val="22"/>
-          <w:szCs w:val="22"/>
-        </w:rPr>
-        <w:t xml:space="preserve">Once the trojan is activated, the </w:t>
-      </w:r>
-      <w:proofErr w:type="spellStart"/>
-      <w:r>
-        <w:rPr>
-          <w:sz w:val="22"/>
-          <w:szCs w:val="22"/>
-        </w:rPr>
-        <w:t>trojan_active</w:t>
-      </w:r>
-      <w:proofErr w:type="spellEnd"/>
-      <w:r>
-        <w:rPr>
-          <w:sz w:val="22"/>
-          <w:szCs w:val="22"/>
-        </w:rPr>
-        <w:t xml:space="preserve"> variable becomes 1. The relevant code for its effect can be found below:</w:t>
-      </w:r>
-    </w:p>
-    <w:p>
-      <w:pPr>
-        <w:spacing w:line="240" w:lineRule="auto"/>
-        <w:rPr>
-          <w:sz w:val="22"/>
-          <w:szCs w:val="22"/>
-        </w:rPr>
-      </w:pPr>
-      <w:r>
-        <w:rPr>
-          <w:sz w:val="22"/>
-          <w:szCs w:val="22"/>
-        </w:rPr>
-        <w:t>```</w:t>
-      </w:r>
-      <w:proofErr w:type="spellStart"/>
-      <w:r>
-        <w:rPr>
-          <w:sz w:val="22"/>
-          <w:szCs w:val="22"/>
-        </w:rPr>
-        <w:t>verilog</w:t>
-      </w:r>
-      <w:proofErr w:type="spellEnd"/>
-    </w:p>
-    <w:p>
-      <w:pPr>
-        <w:spacing w:line="240" w:lineRule="auto"/>
-        <w:rPr>
-          <w:sz w:val="22"/>
-          <w:szCs w:val="22"/>
-        </w:rPr>
-      </w:pPr>
-      <w:r>
-        <w:rPr>
-          <w:sz w:val="22"/>
-          <w:szCs w:val="22"/>
-        </w:rPr>
-        <w:lastRenderedPageBreak/>
-        <w:t xml:space="preserve">wire </w:t>
-      </w:r>
-      <w:proofErr w:type="spellStart"/>
-      <w:r>
-        <w:rPr>
-          <w:sz w:val="22"/>
-          <w:szCs w:val="22"/>
-        </w:rPr>
-        <w:t>trojan_condition</w:t>
-      </w:r>
-      <w:proofErr w:type="spellEnd"/>
-      <w:r>
-        <w:rPr>
-          <w:sz w:val="22"/>
-          <w:szCs w:val="22"/>
-        </w:rPr>
-        <w:t xml:space="preserve"> = </w:t>
-      </w:r>
-      <w:proofErr w:type="spellStart"/>
-      <w:r>
-        <w:rPr>
-          <w:sz w:val="22"/>
-          <w:szCs w:val="22"/>
-        </w:rPr>
-        <w:t>trojan_active</w:t>
-      </w:r>
-      <w:proofErr w:type="spellEnd"/>
-      <w:r>
-        <w:rPr>
-          <w:sz w:val="22"/>
-          <w:szCs w:val="22"/>
-        </w:rPr>
-        <w:t xml:space="preserve"> &amp;&amp;</w:t>
-      </w:r>
-    </w:p>
-    <w:p>
-      <w:pPr>
-        <w:spacing w:line="240" w:lineRule="auto"/>
-        <w:rPr>
-          <w:sz w:val="22"/>
-          <w:szCs w:val="22"/>
-        </w:rPr>
-      </w:pPr>
-      <w:r>
-        <w:rPr>
-          <w:sz w:val="22"/>
-          <w:szCs w:val="22"/>
-        </w:rPr>
-        <w:t xml:space="preserve">                        (a == 8'hA5) &amp;&amp;</w:t>
-      </w:r>
-    </w:p>
-    <w:p>
-      <w:pPr>
-        <w:spacing w:line="240" w:lineRule="auto"/>
-        <w:rPr>
-          <w:sz w:val="22"/>
-          <w:szCs w:val="22"/>
-        </w:rPr>
-      </w:pPr>
-      <w:r>
-        <w:rPr>
-          <w:sz w:val="22"/>
-          <w:szCs w:val="22"/>
-        </w:rPr>
-        <w:t xml:space="preserve">                        (b == 8'h5A) &amp;&amp;</w:t>
-      </w:r>
-    </w:p>
-    <w:p>
-      <w:pPr>
-        <w:spacing w:line="240" w:lineRule="auto"/>
-        <w:rPr>
-          <w:sz w:val="22"/>
-          <w:szCs w:val="22"/>
-        </w:rPr>
-      </w:pPr>
-      <w:r>
-        <w:rPr>
-          <w:sz w:val="22"/>
-          <w:szCs w:val="22"/>
-        </w:rPr>
-        <w:t xml:space="preserve">                        (op == 3'b000);</w:t>
-      </w:r>
-    </w:p>
-    <w:p>
-      <w:pPr>
-        <w:spacing w:line="240" w:lineRule="auto"/>
-        <w:rPr>
-          <w:sz w:val="22"/>
-          <w:szCs w:val="22"/>
-        </w:rPr>
-      </w:pPr>
-      <w:r>
-        <w:rPr>
-          <w:sz w:val="22"/>
-          <w:szCs w:val="22"/>
-        </w:rPr>
-        <w:t>```</w:t>
-      </w:r>
-    </w:p>
-    <w:p>
-      <w:pPr>
-        <w:spacing w:line="240" w:lineRule="auto"/>
-        <w:rPr>
-          <w:sz w:val="22"/>
-          <w:szCs w:val="22"/>
-        </w:rPr>
-      </w:pPr>
-      <w:r>
-        <w:rPr>
-          <w:sz w:val="22"/>
-          <w:szCs w:val="22"/>
-        </w:rPr>
-        <w:t xml:space="preserve">This shows that </w:t>
-      </w:r>
-      <w:proofErr w:type="gramStart"/>
-      <w:r>
-        <w:rPr>
-          <w:sz w:val="22"/>
-          <w:szCs w:val="22"/>
-        </w:rPr>
-        <w:t>the time</w:t>
-      </w:r>
-      <w:proofErr w:type="gramEnd"/>
-      <w:r>
-        <w:rPr>
-          <w:sz w:val="22"/>
-          <w:szCs w:val="22"/>
-        </w:rPr>
-        <w:t xml:space="preserve"> is not the only trigger for the trojan. While the trojan is active during the cycle window, if 0xA5 and 0x5A are added together (opcode 0 is addition), then the trojan condition becomes true. Wires are special in </w:t>
-      </w:r>
-      <w:proofErr w:type="spellStart"/>
-      <w:r>
-        <w:rPr>
-          <w:sz w:val="22"/>
-          <w:szCs w:val="22"/>
-        </w:rPr>
-        <w:t>verilog</w:t>
-      </w:r>
-      <w:proofErr w:type="spellEnd"/>
-      <w:r>
-        <w:rPr>
-          <w:sz w:val="22"/>
-          <w:szCs w:val="22"/>
-        </w:rPr>
-        <w:t>. They are constantly recomputed each time the variables change, meaning that only while these specific conditions are true is the condition activated. They also don't rely on variables so no "</w:t>
-      </w:r>
-      <w:proofErr w:type="spellStart"/>
-      <w:r>
-        <w:rPr>
-          <w:sz w:val="22"/>
-          <w:szCs w:val="22"/>
-        </w:rPr>
-        <w:t>trojan_condition</w:t>
-      </w:r>
-      <w:proofErr w:type="spellEnd"/>
-      <w:r>
-        <w:rPr>
-          <w:sz w:val="22"/>
-          <w:szCs w:val="22"/>
-        </w:rPr>
-        <w:t>" variable is actively stored, making it more difficult to detect.</w:t>
-      </w:r>
-    </w:p>
-    <w:p>
-      <w:pPr>
-        <w:spacing w:line="240" w:lineRule="auto"/>
-        <w:rPr>
-          <w:sz w:val="22"/>
-          <w:szCs w:val="22"/>
-        </w:rPr>
-      </w:pPr>
-      <w:r>
-        <w:rPr>
-          <w:sz w:val="22"/>
-          <w:szCs w:val="22"/>
-        </w:rPr>
-        <w:t>## Payload effect</w:t>
-      </w:r>
-    </w:p>
-    <w:p>
-      <w:pPr>
-        <w:spacing w:line="240" w:lineRule="auto"/>
-        <w:rPr>
-          <w:sz w:val="22"/>
-          <w:szCs w:val="22"/>
-        </w:rPr>
-      </w:pPr>
-      <w:r>
-        <w:rPr>
-          <w:sz w:val="22"/>
-          <w:szCs w:val="22"/>
-        </w:rPr>
-        <w:t xml:space="preserve">The payload effect is twofold. First, it </w:t>
-      </w:r>
-      <w:proofErr w:type="spellStart"/>
-      <w:r>
-        <w:rPr>
-          <w:sz w:val="22"/>
-          <w:szCs w:val="22"/>
-        </w:rPr>
-        <w:t>xors</w:t>
-      </w:r>
-      <w:proofErr w:type="spellEnd"/>
-      <w:r>
-        <w:rPr>
-          <w:sz w:val="22"/>
-          <w:szCs w:val="22"/>
-        </w:rPr>
-        <w:t xml:space="preserve"> the normal result by 0x02. Then it returns that result instead of the normal result if the trojan condition is enabled. This can be seen here:</w:t>
-      </w:r>
-    </w:p>
-    <w:p>
-      <w:pPr>
-        <w:spacing w:line="240" w:lineRule="auto"/>
-        <w:rPr>
-          <w:sz w:val="22"/>
-          <w:szCs w:val="22"/>
-        </w:rPr>
-      </w:pPr>
-      <w:r>
-        <w:rPr>
-          <w:sz w:val="22"/>
-          <w:szCs w:val="22"/>
-        </w:rPr>
-        <w:t>```</w:t>
-      </w:r>
-      <w:proofErr w:type="spellStart"/>
-      <w:r>
-        <w:rPr>
-          <w:sz w:val="22"/>
-          <w:szCs w:val="22"/>
-        </w:rPr>
-        <w:t>verilog</w:t>
-      </w:r>
-      <w:proofErr w:type="spellEnd"/>
-    </w:p>
-    <w:p>
-      <w:pPr>
-        <w:spacing w:line="240" w:lineRule="auto"/>
-        <w:rPr>
-          <w:sz w:val="22"/>
-          <w:szCs w:val="22"/>
-        </w:rPr>
-      </w:pPr>
-      <w:r>
-        <w:rPr>
-          <w:sz w:val="22"/>
-          <w:szCs w:val="22"/>
-        </w:rPr>
-        <w:t xml:space="preserve">wire [7:0] </w:t>
-      </w:r>
-      <w:proofErr w:type="spellStart"/>
-      <w:r>
-        <w:rPr>
-          <w:sz w:val="22"/>
-          <w:szCs w:val="22"/>
-        </w:rPr>
-        <w:t>trojan_payload</w:t>
-      </w:r>
-      <w:proofErr w:type="spellEnd"/>
-      <w:r>
-        <w:rPr>
-          <w:sz w:val="22"/>
-          <w:szCs w:val="22"/>
-        </w:rPr>
-        <w:t xml:space="preserve"> = </w:t>
-      </w:r>
-      <w:proofErr w:type="spellStart"/>
-      <w:r>
-        <w:rPr>
-          <w:sz w:val="22"/>
-          <w:szCs w:val="22"/>
-        </w:rPr>
-        <w:t>normal_result</w:t>
-      </w:r>
-      <w:proofErr w:type="spellEnd"/>
-      <w:r>
-        <w:rPr>
-          <w:sz w:val="22"/>
-          <w:szCs w:val="22"/>
-        </w:rPr>
-        <w:t xml:space="preserve"> ^ 8'h02;</w:t>
-      </w:r>
-    </w:p>
-    <w:p>
-      <w:pPr>
-        <w:spacing w:line="240" w:lineRule="auto"/>
-        <w:rPr>
-          <w:sz w:val="22"/>
-          <w:szCs w:val="22"/>
-        </w:rPr>
-      </w:pPr>
-      <w:r>
-        <w:rPr>
-          <w:sz w:val="22"/>
-          <w:szCs w:val="22"/>
-        </w:rPr>
-        <w:t xml:space="preserve">always </w:t>
-      </w:r>
-      <w:proofErr w:type="gramStart"/>
-      <w:r>
-        <w:rPr>
-          <w:sz w:val="22"/>
-          <w:szCs w:val="22"/>
-        </w:rPr>
-        <w:t>@(</w:t>
-      </w:r>
-      <w:proofErr w:type="gramEnd"/>
-      <w:r>
-        <w:rPr>
-          <w:sz w:val="22"/>
-          <w:szCs w:val="22"/>
-        </w:rPr>
-        <w:t>*) begin</w:t>
-      </w:r>
-    </w:p>
-    <w:p>
-      <w:pPr>
-        <w:spacing w:line="240" w:lineRule="auto"/>
-        <w:rPr>
-          <w:sz w:val="22"/>
-          <w:szCs w:val="22"/>
-        </w:rPr>
-      </w:pPr>
-      <w:r>
-        <w:rPr>
-          <w:sz w:val="22"/>
-          <w:szCs w:val="22"/>
-        </w:rPr>
-        <w:t xml:space="preserve">    if (</w:t>
-      </w:r>
-      <w:proofErr w:type="spellStart"/>
-      <w:r>
-        <w:rPr>
-          <w:sz w:val="22"/>
-          <w:szCs w:val="22"/>
-        </w:rPr>
-        <w:t>trojan_condition</w:t>
-      </w:r>
-      <w:proofErr w:type="spellEnd"/>
-      <w:r>
-        <w:rPr>
-          <w:sz w:val="22"/>
-          <w:szCs w:val="22"/>
-        </w:rPr>
-        <w:t>)</w:t>
-      </w:r>
-    </w:p>
-    <w:p>
-      <w:pPr>
-        <w:spacing w:line="240" w:lineRule="auto"/>
-        <w:rPr>
-          <w:sz w:val="22"/>
-          <w:szCs w:val="22"/>
-        </w:rPr>
-      </w:pPr>
-      <w:r>
-        <w:rPr>
-          <w:sz w:val="22"/>
-          <w:szCs w:val="22"/>
-        </w:rPr>
-        <w:t xml:space="preserve">        result = </w:t>
-      </w:r>
-      <w:proofErr w:type="spellStart"/>
-      <w:r>
-        <w:rPr>
-          <w:sz w:val="22"/>
-          <w:szCs w:val="22"/>
-        </w:rPr>
-        <w:t>trojan_payload</w:t>
-      </w:r>
-      <w:proofErr w:type="spellEnd"/>
-      <w:r>
-        <w:rPr>
-          <w:sz w:val="22"/>
-          <w:szCs w:val="22"/>
-        </w:rPr>
-        <w:t>;</w:t>
-      </w:r>
-    </w:p>
-    <w:p>
-      <w:pPr>
-        <w:spacing w:line="240" w:lineRule="auto"/>
-        <w:rPr>
-          <w:sz w:val="22"/>
-          <w:szCs w:val="22"/>
-        </w:rPr>
-      </w:pPr>
-      <w:r>
-        <w:rPr>
-          <w:sz w:val="22"/>
-          <w:szCs w:val="22"/>
-        </w:rPr>
-        <w:t xml:space="preserve">    else</w:t>
-      </w:r>
-    </w:p>
-    <w:p>
-      <w:pPr>
-        <w:spacing w:line="240" w:lineRule="auto"/>
-        <w:rPr>
-          <w:sz w:val="22"/>
-          <w:szCs w:val="22"/>
-        </w:rPr>
-      </w:pPr>
-      <w:r>
-        <w:rPr>
-          <w:sz w:val="22"/>
-          <w:szCs w:val="22"/>
-        </w:rPr>
-        <w:t xml:space="preserve">        result = </w:t>
-      </w:r>
-      <w:proofErr w:type="spellStart"/>
-      <w:r>
-        <w:rPr>
-          <w:sz w:val="22"/>
-          <w:szCs w:val="22"/>
-        </w:rPr>
-        <w:t>normal_result</w:t>
-      </w:r>
-      <w:proofErr w:type="spellEnd"/>
-      <w:r>
-        <w:rPr>
-          <w:sz w:val="22"/>
-          <w:szCs w:val="22"/>
-        </w:rPr>
-        <w:t>;</w:t>
-      </w:r>
-    </w:p>
-    <w:p>
-      <w:pPr>
-        <w:spacing w:line="240" w:lineRule="auto"/>
-        <w:rPr>
-          <w:sz w:val="22"/>
-          <w:szCs w:val="22"/>
-        </w:rPr>
-      </w:pPr>
-      <w:r>
-        <w:rPr>
-          <w:sz w:val="22"/>
-          <w:szCs w:val="22"/>
-        </w:rPr>
-        <w:t>end</w:t>
-      </w:r>
-    </w:p>
-    <w:p>
-      <w:pPr>
-        <w:spacing w:line="240" w:lineRule="auto"/>
-        <w:rPr>
-          <w:sz w:val="22"/>
-          <w:szCs w:val="22"/>
-        </w:rPr>
-      </w:pPr>
-      <w:r>
-        <w:rPr>
-          <w:sz w:val="22"/>
-          <w:szCs w:val="22"/>
-        </w:rPr>
-        <w:t>```</w:t>
-      </w:r>
-    </w:p>
-    <w:p>
-      <w:pPr>
-        <w:spacing w:line="240" w:lineRule="auto"/>
-        <w:rPr>
-          <w:sz w:val="22"/>
-          <w:szCs w:val="22"/>
-        </w:rPr>
-      </w:pPr>
-      <w:r>
-        <w:rPr>
-          <w:sz w:val="22"/>
-          <w:szCs w:val="22"/>
-        </w:rPr>
-        <w:t xml:space="preserve">Unlike what we've seen in class, this trojan focuses on corruption and compromising integrity rather than leaking secrets like keys. By XORing it by 02 it only flips one of the bits. This allows it to avoid </w:t>
-      </w:r>
-      <w:proofErr w:type="gramStart"/>
-      <w:r>
-        <w:rPr>
-          <w:sz w:val="22"/>
-          <w:szCs w:val="22"/>
-        </w:rPr>
-        <w:t>crashing</w:t>
-      </w:r>
-      <w:proofErr w:type="gramEnd"/>
-      <w:r>
-        <w:rPr>
-          <w:sz w:val="22"/>
-          <w:szCs w:val="22"/>
-        </w:rPr>
-        <w:t xml:space="preserve"> the system but will also return garbage output. This would fail tests but not be obvious exactly what went wrong. This one bit can alter control flow decisions, corrupt memory addresses, or affect sensitive cryptographic operations. So even though it may seem insignificant this one bit can be all an attacker needs to gain access into a system.</w:t>
+        <w:t>Unlike what we've seen in class, this trojan focuses on corruption and compromising integrity rather than leaking secrets like keys. By XORing it by 02 it only flips one of the bits. This allows it to avoid crashing the system but will also return garbage output. This would fail tests but not be obvious exactly what went wrong. This one bit can alter control flow decisions, corrupt memory addresses, or affect sensitive cryptographic operations. So even though it may seem insignificant this one bit can be all an attacker needs to gain access into a system.</w:t>
       </w:r>
     </w:p>
     <w:p>
@@ -1969,23 +1284,7 @@
           <w:sz w:val="22"/>
           <w:szCs w:val="22"/>
         </w:rPr>
-        <w:t xml:space="preserve">The added code and variables were shown throughout the parts above with analysis. The biggest takeaway is that there's no need for a simple </w:t>
-      </w:r>
-      <w:proofErr w:type="gramStart"/>
-      <w:r>
-        <w:rPr>
-          <w:sz w:val="22"/>
-          <w:szCs w:val="22"/>
-        </w:rPr>
-        <w:t>ALU to need</w:t>
-      </w:r>
-      <w:proofErr w:type="gramEnd"/>
-      <w:r>
-        <w:rPr>
-          <w:sz w:val="22"/>
-          <w:szCs w:val="22"/>
-        </w:rPr>
-        <w:t xml:space="preserve"> to keep track of clock cycles so looking into why it was recording them allowed me to understand how the code works and how the trojan is activated while staying concealed. </w:t>
+        <w:t xml:space="preserve">The added code and variables were shown throughout the parts above with analysis. The biggest takeaway is that there's no need for a simple ALU to need to keep track of clock cycles so looking into why it was recording them allowed me to understand how the code works and how the trojan is activated while staying concealed. </w:t>
       </w:r>
     </w:p>
     <w:p>
@@ -2259,274 +1558,82 @@
           <w:sz w:val="22"/>
           <w:szCs w:val="22"/>
         </w:rPr>
-        <w:t xml:space="preserve">As shown in this analysis, the average lines of code per trojan </w:t>
-      </w:r>
-      <w:proofErr w:type="gramStart"/>
-      <w:r>
-        <w:rPr>
-          <w:sz w:val="22"/>
-          <w:szCs w:val="22"/>
-        </w:rPr>
-        <w:t>is</w:t>
-      </w:r>
-      <w:proofErr w:type="gramEnd"/>
-      <w:r>
-        <w:rPr>
-          <w:sz w:val="22"/>
-          <w:szCs w:val="22"/>
-        </w:rPr>
-        <w:t xml:space="preserve"> 70.3 with 4.3 average if statements which </w:t>
-      </w:r>
-      <w:proofErr w:type="gramStart"/>
-      <w:r>
-        <w:rPr>
-          <w:sz w:val="22"/>
-          <w:szCs w:val="22"/>
-        </w:rPr>
-        <w:t>indicates</w:t>
-      </w:r>
-      <w:proofErr w:type="gramEnd"/>
-      <w:r>
-        <w:rPr>
-          <w:sz w:val="22"/>
-          <w:szCs w:val="22"/>
-        </w:rPr>
-        <w:t xml:space="preserve"> that each trojan is relatively small and relies on a few specific conditions to active. Both </w:t>
-      </w:r>
-      <w:proofErr w:type="spellStart"/>
-      <w:r>
-        <w:rPr>
-          <w:sz w:val="22"/>
-          <w:szCs w:val="22"/>
-        </w:rPr>
-        <w:t>alu_simple</w:t>
-      </w:r>
-      <w:proofErr w:type="spellEnd"/>
-      <w:r>
-        <w:rPr>
-          <w:sz w:val="22"/>
-          <w:szCs w:val="22"/>
-        </w:rPr>
-        <w:t xml:space="preserve"> designs in the </w:t>
-      </w:r>
-      <w:proofErr w:type="spellStart"/>
-      <w:r>
-        <w:rPr>
-          <w:sz w:val="22"/>
-          <w:szCs w:val="22"/>
-        </w:rPr>
-        <w:t>trojaned_outputs</w:t>
-      </w:r>
-      <w:proofErr w:type="spellEnd"/>
-      <w:r>
-        <w:rPr>
-          <w:sz w:val="22"/>
-          <w:szCs w:val="22"/>
-        </w:rPr>
-        <w:t xml:space="preserve"> folder are longer than the </w:t>
-      </w:r>
-      <w:proofErr w:type="spellStart"/>
-      <w:r>
-        <w:rPr>
-          <w:sz w:val="22"/>
-          <w:szCs w:val="22"/>
-        </w:rPr>
-        <w:t>shift_reg</w:t>
-      </w:r>
-      <w:proofErr w:type="spellEnd"/>
-      <w:r>
-        <w:rPr>
-          <w:sz w:val="22"/>
-          <w:szCs w:val="22"/>
-        </w:rPr>
-        <w:t xml:space="preserve"> design.</w:t>
-      </w:r>
-    </w:p>
-    <w:p>
-      <w:pPr>
-        <w:spacing w:line="240" w:lineRule="auto"/>
-        <w:rPr>
-          <w:sz w:val="22"/>
-          <w:szCs w:val="22"/>
-        </w:rPr>
-      </w:pPr>
-    </w:p>
-    <w:p>
-      <w:pPr>
-        <w:spacing w:line="240" w:lineRule="auto"/>
-        <w:rPr>
-          <w:sz w:val="22"/>
-          <w:szCs w:val="22"/>
-        </w:rPr>
-      </w:pPr>
-      <w:r>
-        <w:rPr>
-          <w:sz w:val="22"/>
-          <w:szCs w:val="22"/>
-        </w:rPr>
-        <w:t xml:space="preserve">For the </w:t>
-      </w:r>
-      <w:proofErr w:type="spellStart"/>
-      <w:r>
-        <w:rPr>
-          <w:sz w:val="22"/>
-          <w:szCs w:val="22"/>
-        </w:rPr>
-        <w:t>alu_simple</w:t>
-      </w:r>
-      <w:proofErr w:type="spellEnd"/>
-      <w:r>
-        <w:rPr>
-          <w:sz w:val="22"/>
-          <w:szCs w:val="22"/>
-        </w:rPr>
-        <w:t xml:space="preserve"> designs, both are triggered by a specific input pattern. Alu_simple_HT1 is additionally triggered by the 16-bit counter reaching 0x0F0F which modifies the normal result. Alu_simple_HT2 is triggered by inputting the pattern: a = 0xA5, b = 0x5A, and op = 101, 4 times to internally log data. </w:t>
-      </w:r>
-      <w:proofErr w:type="gramStart"/>
-      <w:r>
-        <w:rPr>
-          <w:sz w:val="22"/>
-          <w:szCs w:val="22"/>
-        </w:rPr>
-        <w:t>Both of these</w:t>
-      </w:r>
-      <w:proofErr w:type="gramEnd"/>
-      <w:r>
-        <w:rPr>
-          <w:sz w:val="22"/>
-          <w:szCs w:val="22"/>
-        </w:rPr>
-        <w:t xml:space="preserve"> trojans are complex as shown in the cross-design comparison giving the </w:t>
-      </w:r>
-      <w:proofErr w:type="spellStart"/>
-      <w:r>
-        <w:rPr>
-          <w:sz w:val="22"/>
-          <w:szCs w:val="22"/>
-        </w:rPr>
-        <w:t>alu_simple</w:t>
-      </w:r>
-      <w:proofErr w:type="spellEnd"/>
-      <w:r>
-        <w:rPr>
-          <w:sz w:val="22"/>
-          <w:szCs w:val="22"/>
-        </w:rPr>
-        <w:t xml:space="preserve"> designs an average ranking of 94. This is calculated based on the number of complexities divided by the length of complexities.</w:t>
-      </w:r>
-    </w:p>
-    <w:p>
-      <w:pPr>
-        <w:spacing w:line="240" w:lineRule="auto"/>
-        <w:rPr>
-          <w:sz w:val="22"/>
-          <w:szCs w:val="22"/>
-        </w:rPr>
-      </w:pPr>
-    </w:p>
-    <w:p>
-      <w:pPr>
-        <w:spacing w:line="240" w:lineRule="auto"/>
-        <w:rPr>
-          <w:sz w:val="22"/>
-          <w:szCs w:val="22"/>
-        </w:rPr>
-      </w:pPr>
-      <w:r>
-        <w:rPr>
-          <w:sz w:val="22"/>
-          <w:szCs w:val="22"/>
-        </w:rPr>
-        <w:t xml:space="preserve">The </w:t>
-      </w:r>
-      <w:proofErr w:type="spellStart"/>
-      <w:r>
-        <w:rPr>
-          <w:sz w:val="22"/>
-          <w:szCs w:val="22"/>
-        </w:rPr>
-        <w:t>shift_reg</w:t>
-      </w:r>
-      <w:proofErr w:type="spellEnd"/>
-      <w:r>
-        <w:rPr>
-          <w:sz w:val="22"/>
-          <w:szCs w:val="22"/>
-        </w:rPr>
-        <w:t xml:space="preserve"> design is triggered when an 8-bit sliding window reaches 8'hA5 which forces the </w:t>
-      </w:r>
-      <w:proofErr w:type="spellStart"/>
-      <w:r>
-        <w:rPr>
-          <w:sz w:val="22"/>
-          <w:szCs w:val="22"/>
-        </w:rPr>
-        <w:t>data_out</w:t>
-      </w:r>
-      <w:proofErr w:type="spellEnd"/>
-      <w:r>
-        <w:rPr>
-          <w:sz w:val="22"/>
-          <w:szCs w:val="22"/>
-        </w:rPr>
-        <w:t xml:space="preserve"> to 0. This trojan is meant to be defensive and stops all output to prevent data leakage. This trojan is less complex than the previous trojans as shown in the table which rates it a 64 in complexity. </w:t>
-      </w:r>
-    </w:p>
-    <w:p>
-      <w:pPr>
-        <w:spacing w:line="240" w:lineRule="auto"/>
-        <w:rPr>
-          <w:sz w:val="22"/>
-          <w:szCs w:val="22"/>
-        </w:rPr>
-      </w:pPr>
-    </w:p>
-    <w:p>
-      <w:pPr>
-        <w:spacing w:line="240" w:lineRule="auto"/>
-        <w:rPr>
-          <w:sz w:val="22"/>
-          <w:szCs w:val="22"/>
-        </w:rPr>
-      </w:pPr>
-      <w:r>
-        <w:rPr>
-          <w:sz w:val="22"/>
-          <w:szCs w:val="22"/>
-        </w:rPr>
-        <w:t xml:space="preserve">Based on these results, there seem to be some patterns across T1 and T2 type trojans. T1 trojans are triggered by input patterns and a counter. T2 trojans are triggered by specific input patterns that are more complex than T1's. For example, T1's input trigger only needs to occur once while </w:t>
-      </w:r>
-      <w:proofErr w:type="spellStart"/>
-      <w:r>
-        <w:rPr>
-          <w:sz w:val="22"/>
-          <w:szCs w:val="22"/>
-        </w:rPr>
-        <w:t>alu_simple</w:t>
-      </w:r>
-      <w:proofErr w:type="spellEnd"/>
-      <w:r>
-        <w:rPr>
-          <w:sz w:val="22"/>
-          <w:szCs w:val="22"/>
-        </w:rPr>
-        <w:t xml:space="preserve"> T2's needs to happen 4 times and </w:t>
-      </w:r>
-      <w:proofErr w:type="spellStart"/>
-      <w:r>
-        <w:rPr>
-          <w:sz w:val="22"/>
-          <w:szCs w:val="22"/>
-        </w:rPr>
-        <w:t>shift_reg</w:t>
-      </w:r>
-      <w:proofErr w:type="spellEnd"/>
-      <w:r>
-        <w:rPr>
-          <w:sz w:val="22"/>
-          <w:szCs w:val="22"/>
-        </w:rPr>
-        <w:t xml:space="preserve"> T2's is based on an 8-bit sliding window.</w:t>
+        <w:t>As shown in this analysis, the average lines of code per trojan is 70.3 with 4.3 average if statements which indicates that each trojan is relatively small and relies on a few specific conditions to active. Both alu_simple designs in the trojaned_outputs folder are longer than the shift_reg design.</w:t>
+      </w:r>
+    </w:p>
+    <w:p>
+      <w:pPr>
+        <w:spacing w:line="240" w:lineRule="auto"/>
+        <w:rPr>
+          <w:sz w:val="22"/>
+          <w:szCs w:val="22"/>
+        </w:rPr>
+      </w:pPr>
+    </w:p>
+    <w:p>
+      <w:pPr>
+        <w:spacing w:line="240" w:lineRule="auto"/>
+        <w:rPr>
+          <w:sz w:val="22"/>
+          <w:szCs w:val="22"/>
+        </w:rPr>
+      </w:pPr>
+      <w:r>
+        <w:rPr>
+          <w:sz w:val="22"/>
+          <w:szCs w:val="22"/>
+        </w:rPr>
+        <w:t>For the alu_simple designs, both are triggered by a specific input pattern. Alu_simple_HT1 is additionally triggered by the 16-bit counter reaching 0x0F0F which modifies the normal result. Alu_simple_HT2 is triggered by inputting the pattern: a = 0xA5, b = 0x5A, and op = 101, 4 times to internally log data. Both of these trojans are complex as shown in the cross-design comparison giving the alu_simple designs an average ranking of 94. This is calculated based on the number of complexities divided by the length of complexities.</w:t>
+      </w:r>
+    </w:p>
+    <w:p>
+      <w:pPr>
+        <w:spacing w:line="240" w:lineRule="auto"/>
+        <w:rPr>
+          <w:sz w:val="22"/>
+          <w:szCs w:val="22"/>
+        </w:rPr>
+      </w:pPr>
+    </w:p>
+    <w:p>
+      <w:pPr>
+        <w:spacing w:line="240" w:lineRule="auto"/>
+        <w:rPr>
+          <w:sz w:val="22"/>
+          <w:szCs w:val="22"/>
+        </w:rPr>
+      </w:pPr>
+      <w:r>
+        <w:rPr>
+          <w:sz w:val="22"/>
+          <w:szCs w:val="22"/>
+        </w:rPr>
+        <w:t xml:space="preserve">The shift_reg design is triggered when an 8-bit sliding window reaches 8'hA5 which forces the data_out to 0. This trojan is meant to be defensive and stops all output to prevent data leakage. This trojan is less complex than the previous trojans as shown in the table which rates it a 64 in complexity. </w:t>
+      </w:r>
+    </w:p>
+    <w:p>
+      <w:pPr>
+        <w:spacing w:line="240" w:lineRule="auto"/>
+        <w:rPr>
+          <w:sz w:val="22"/>
+          <w:szCs w:val="22"/>
+        </w:rPr>
+      </w:pPr>
+    </w:p>
+    <w:p>
+      <w:pPr>
+        <w:spacing w:line="240" w:lineRule="auto"/>
+        <w:rPr>
+          <w:sz w:val="22"/>
+          <w:szCs w:val="22"/>
+        </w:rPr>
+      </w:pPr>
+      <w:r>
+        <w:rPr>
+          <w:sz w:val="22"/>
+          <w:szCs w:val="22"/>
+        </w:rPr>
+        <w:t>Based on these results, there seem to be some patterns across T1 and T2 type trojans. T1 trojans are triggered by input patterns and a counter. T2 trojans are triggered by specific input patterns that are more complex than T1's. For example, T1's input trigger only needs to occur once while alu_simple T2's needs to happen 4 times and shift_reg T2's is based on an 8-bit sliding window.</w:t>
       </w:r>
     </w:p>
     <w:p>
@@ -2600,7 +1707,21 @@
           <w:sz w:val="22"/>
           <w:szCs w:val="22"/>
         </w:rPr>
-        <w:t>All three trojan designs had valid model structures and trojan indicators.</w:t>
+        <w:t>All three trojan designs had valid mod</w:t>
+      </w:r>
+      <w:r>
+        <w:rPr>
+          <w:sz w:val="22"/>
+          <w:szCs w:val="22"/>
+        </w:rPr>
+        <w:t>ule</w:t>
+      </w:r>
+      <w:r>
+        <w:rPr>
+          <w:sz w:val="22"/>
+          <w:szCs w:val="22"/>
+        </w:rPr>
+        <w:t xml:space="preserve"> structures and trojan indicators.</w:t>
       </w:r>
     </w:p>
     <w:p>
@@ -2624,23 +1745,7 @@
           <w:sz w:val="22"/>
           <w:szCs w:val="22"/>
         </w:rPr>
-        <w:t xml:space="preserve"> Validating 3 </w:t>
-      </w:r>
-      <w:proofErr w:type="spellStart"/>
-      <w:r>
-        <w:rPr>
-          <w:sz w:val="22"/>
-          <w:szCs w:val="22"/>
-        </w:rPr>
-        <w:t>Trojaned</w:t>
-      </w:r>
-      <w:proofErr w:type="spellEnd"/>
-      <w:r>
-        <w:rPr>
-          <w:sz w:val="22"/>
-          <w:szCs w:val="22"/>
-        </w:rPr>
-        <w:t xml:space="preserve"> designs...</w:t>
+        <w:t xml:space="preserve"> Validating 3 Trojaned designs...</w:t>
       </w:r>
     </w:p>
     <w:p>
@@ -2673,17 +1778,8 @@
           <w:sz w:val="22"/>
           <w:szCs w:val="22"/>
         </w:rPr>
-        <w:t xml:space="preserve"> Validating: alu_simple_HT1_gpt-5-nano_A</w:t>
-      </w:r>
-      <w:proofErr w:type="gramStart"/>
-      <w:r>
-        <w:rPr>
-          <w:sz w:val="22"/>
-          <w:szCs w:val="22"/>
-        </w:rPr>
-        <w:t>1.v</w:t>
-      </w:r>
-      <w:proofErr w:type="gramEnd"/>
+        <w:t xml:space="preserve"> Validating: alu_simple_HT1_gpt-5-nano_A1.v</w:t>
+      </w:r>
     </w:p>
     <w:p>
       <w:pPr>
@@ -2793,7 +1889,6 @@
         </w:rPr>
         <w:t xml:space="preserve">   </w:t>
       </w:r>
-      <w:proofErr w:type="gramStart"/>
       <w:r>
         <w:rPr>
           <w:rFonts w:ascii="Segoe UI Emoji" w:hAnsi="Segoe UI Emoji" w:cs="Segoe UI Emoji"/>
@@ -2807,31 +1902,7 @@
           <w:sz w:val="22"/>
           <w:szCs w:val="22"/>
         </w:rPr>
-        <w:t xml:space="preserve">  Syntax</w:t>
-      </w:r>
-      <w:proofErr w:type="gramEnd"/>
-      <w:r>
-        <w:rPr>
-          <w:sz w:val="22"/>
-          <w:szCs w:val="22"/>
-        </w:rPr>
-        <w:t xml:space="preserve"> validation skipped (</w:t>
-      </w:r>
-      <w:proofErr w:type="spellStart"/>
-      <w:r>
-        <w:rPr>
-          <w:sz w:val="22"/>
-          <w:szCs w:val="22"/>
-        </w:rPr>
-        <w:t>iverilog</w:t>
-      </w:r>
-      <w:proofErr w:type="spellEnd"/>
-      <w:r>
-        <w:rPr>
-          <w:sz w:val="22"/>
-          <w:szCs w:val="22"/>
-        </w:rPr>
-        <w:t xml:space="preserve"> not available)</w:t>
+        <w:t xml:space="preserve">  Syntax validation skipped (iverilog not available)</w:t>
       </w:r>
     </w:p>
     <w:p>
@@ -2864,17 +1935,8 @@
           <w:sz w:val="22"/>
           <w:szCs w:val="22"/>
         </w:rPr>
-        <w:t xml:space="preserve"> Validating: alu_simple_HT2_gpt-5-nano_A</w:t>
-      </w:r>
-      <w:proofErr w:type="gramStart"/>
-      <w:r>
-        <w:rPr>
-          <w:sz w:val="22"/>
-          <w:szCs w:val="22"/>
-        </w:rPr>
-        <w:t>1.v</w:t>
-      </w:r>
-      <w:proofErr w:type="gramEnd"/>
+        <w:t xml:space="preserve"> Validating: alu_simple_HT2_gpt-5-nano_A1.v</w:t>
+      </w:r>
     </w:p>
     <w:p>
       <w:pPr>
@@ -2984,7 +2046,6 @@
         </w:rPr>
         <w:t xml:space="preserve">   </w:t>
       </w:r>
-      <w:proofErr w:type="gramStart"/>
       <w:r>
         <w:rPr>
           <w:rFonts w:ascii="Segoe UI Emoji" w:hAnsi="Segoe UI Emoji" w:cs="Segoe UI Emoji"/>
@@ -2998,31 +2059,7 @@
           <w:sz w:val="22"/>
           <w:szCs w:val="22"/>
         </w:rPr>
-        <w:t xml:space="preserve">  Syntax</w:t>
-      </w:r>
-      <w:proofErr w:type="gramEnd"/>
-      <w:r>
-        <w:rPr>
-          <w:sz w:val="22"/>
-          <w:szCs w:val="22"/>
-        </w:rPr>
-        <w:t xml:space="preserve"> validation skipped (</w:t>
-      </w:r>
-      <w:proofErr w:type="spellStart"/>
-      <w:r>
-        <w:rPr>
-          <w:sz w:val="22"/>
-          <w:szCs w:val="22"/>
-        </w:rPr>
-        <w:t>iverilog</w:t>
-      </w:r>
-      <w:proofErr w:type="spellEnd"/>
-      <w:r>
-        <w:rPr>
-          <w:sz w:val="22"/>
-          <w:szCs w:val="22"/>
-        </w:rPr>
-        <w:t xml:space="preserve"> not available)</w:t>
+        <w:t xml:space="preserve">  Syntax validation skipped (iverilog not available)</w:t>
       </w:r>
     </w:p>
     <w:p>
@@ -3055,17 +2092,8 @@
           <w:sz w:val="22"/>
           <w:szCs w:val="22"/>
         </w:rPr>
-        <w:t xml:space="preserve"> Validating: shift_reg_HT2_gpt-5-nano_A</w:t>
-      </w:r>
-      <w:proofErr w:type="gramStart"/>
-      <w:r>
-        <w:rPr>
-          <w:sz w:val="22"/>
-          <w:szCs w:val="22"/>
-        </w:rPr>
-        <w:t>1.v</w:t>
-      </w:r>
-      <w:proofErr w:type="gramEnd"/>
+        <w:t xml:space="preserve"> Validating: shift_reg_HT2_gpt-5-nano_A1.v</w:t>
+      </w:r>
     </w:p>
     <w:p>
       <w:pPr>
@@ -3144,7 +2172,6 @@
         </w:rPr>
         <w:t xml:space="preserve">   </w:t>
       </w:r>
-      <w:proofErr w:type="gramStart"/>
       <w:r>
         <w:rPr>
           <w:rFonts w:ascii="Segoe UI Emoji" w:hAnsi="Segoe UI Emoji" w:cs="Segoe UI Emoji"/>
@@ -3158,31 +2185,7 @@
           <w:sz w:val="22"/>
           <w:szCs w:val="22"/>
         </w:rPr>
-        <w:t xml:space="preserve">  Syntax</w:t>
-      </w:r>
-      <w:proofErr w:type="gramEnd"/>
-      <w:r>
-        <w:rPr>
-          <w:sz w:val="22"/>
-          <w:szCs w:val="22"/>
-        </w:rPr>
-        <w:t xml:space="preserve"> validation skipped (</w:t>
-      </w:r>
-      <w:proofErr w:type="spellStart"/>
-      <w:r>
-        <w:rPr>
-          <w:sz w:val="22"/>
-          <w:szCs w:val="22"/>
-        </w:rPr>
-        <w:t>iverilog</w:t>
-      </w:r>
-      <w:proofErr w:type="spellEnd"/>
-      <w:r>
-        <w:rPr>
-          <w:sz w:val="22"/>
-          <w:szCs w:val="22"/>
-        </w:rPr>
-        <w:t xml:space="preserve"> not available)</w:t>
+        <w:t xml:space="preserve">  Syntax validation skipped (iverilog not available)</w:t>
       </w:r>
     </w:p>
     <w:p>
@@ -3392,23 +2395,7 @@
           <w:sz w:val="22"/>
           <w:szCs w:val="22"/>
         </w:rPr>
-        <w:t xml:space="preserve">(detector.py) to check for suspicious variables in the demo and </w:t>
-      </w:r>
-      <w:proofErr w:type="spellStart"/>
-      <w:r>
-        <w:rPr>
-          <w:sz w:val="22"/>
-          <w:szCs w:val="22"/>
-        </w:rPr>
-        <w:t>trojaned</w:t>
-      </w:r>
-      <w:proofErr w:type="spellEnd"/>
-      <w:r>
-        <w:rPr>
-          <w:sz w:val="22"/>
-          <w:szCs w:val="22"/>
-        </w:rPr>
-        <w:t xml:space="preserve"> output files. First, the detector checks for an input called</w:t>
+        <w:t>(detector.py) to check for suspicious variables in the demo and trojaned output files. First, the detector checks for an input called</w:t>
       </w:r>
       <w:r>
         <w:rPr>
@@ -3424,7 +2411,6 @@
         </w:rPr>
         <w:t>‘</w:t>
       </w:r>
-      <w:proofErr w:type="spellStart"/>
       <w:r>
         <w:rPr>
           <w:sz w:val="22"/>
@@ -3432,7 +2418,6 @@
         </w:rPr>
         <w:t>clk</w:t>
       </w:r>
-      <w:proofErr w:type="spellEnd"/>
       <w:r>
         <w:rPr>
           <w:sz w:val="22"/>
@@ -3452,39 +2437,7 @@
           <w:sz w:val="22"/>
           <w:szCs w:val="22"/>
         </w:rPr>
-        <w:t xml:space="preserve">which was a common variable in </w:t>
-      </w:r>
-      <w:proofErr w:type="gramStart"/>
-      <w:r>
-        <w:rPr>
-          <w:sz w:val="22"/>
-          <w:szCs w:val="22"/>
-        </w:rPr>
-        <w:t>all of</w:t>
-      </w:r>
-      <w:proofErr w:type="gramEnd"/>
-      <w:r>
-        <w:rPr>
-          <w:sz w:val="22"/>
-          <w:szCs w:val="22"/>
-        </w:rPr>
-        <w:t xml:space="preserve"> the </w:t>
-      </w:r>
-      <w:proofErr w:type="spellStart"/>
-      <w:r>
-        <w:rPr>
-          <w:sz w:val="22"/>
-          <w:szCs w:val="22"/>
-        </w:rPr>
-        <w:t>trojaned</w:t>
-      </w:r>
-      <w:proofErr w:type="spellEnd"/>
-      <w:r>
-        <w:rPr>
-          <w:sz w:val="22"/>
-          <w:szCs w:val="22"/>
-        </w:rPr>
-        <w:t xml:space="preserve"> output files that </w:t>
+        <w:t xml:space="preserve">which was a common variable in all of the trojaned output files that </w:t>
       </w:r>
       <w:r>
         <w:rPr>
@@ -3575,23 +2528,7 @@
           <w:sz w:val="22"/>
           <w:szCs w:val="22"/>
         </w:rPr>
-        <w:t>If both the ‘</w:t>
-      </w:r>
-      <w:proofErr w:type="spellStart"/>
-      <w:r>
-        <w:rPr>
-          <w:sz w:val="22"/>
-          <w:szCs w:val="22"/>
-        </w:rPr>
-        <w:t>clk</w:t>
-      </w:r>
-      <w:proofErr w:type="spellEnd"/>
-      <w:r>
-        <w:rPr>
-          <w:sz w:val="22"/>
-          <w:szCs w:val="22"/>
-        </w:rPr>
-        <w:t xml:space="preserve">’ variable and one </w:t>
+        <w:t xml:space="preserve">If both the ‘clk’ variable and one </w:t>
       </w:r>
       <w:r>
         <w:rPr>
@@ -3784,21 +2721,12 @@
         </w:rPr>
         <w:t xml:space="preserve">presentation slides with Elan. Ran all the code for </w:t>
       </w:r>
-      <w:proofErr w:type="spellStart"/>
-      <w:r>
-        <w:rPr>
-          <w:sz w:val="22"/>
-          <w:szCs w:val="22"/>
-        </w:rPr>
-        <w:t>Hardware_Trojan_Insertion_Lab.ipynb</w:t>
-      </w:r>
-      <w:proofErr w:type="spellEnd"/>
-      <w:r>
-        <w:rPr>
-          <w:sz w:val="22"/>
-          <w:szCs w:val="22"/>
-        </w:rPr>
-        <w:t>.</w:t>
+      <w:r>
+        <w:rPr>
+          <w:sz w:val="22"/>
+          <w:szCs w:val="22"/>
+        </w:rPr>
+        <w:t>Hardware_Trojan_Insertion_Lab.ipynb.</w:t>
       </w:r>
     </w:p>
     <w:p>
@@ -3868,46 +2796,14 @@
           <w:sz w:val="22"/>
           <w:szCs w:val="22"/>
         </w:rPr>
-        <w:t xml:space="preserve"> Made the </w:t>
-      </w:r>
-      <w:proofErr w:type="spellStart"/>
-      <w:r>
-        <w:rPr>
-          <w:sz w:val="22"/>
-          <w:szCs w:val="22"/>
-        </w:rPr>
-        <w:t>github</w:t>
-      </w:r>
-      <w:proofErr w:type="spellEnd"/>
-      <w:r>
-        <w:rPr>
-          <w:sz w:val="22"/>
-          <w:szCs w:val="22"/>
-        </w:rPr>
-        <w:t xml:space="preserve"> repository</w:t>
-      </w:r>
-      <w:r>
-        <w:rPr>
-          <w:sz w:val="22"/>
-          <w:szCs w:val="22"/>
-        </w:rPr>
-        <w:t xml:space="preserve"> and secret </w:t>
-      </w:r>
-      <w:proofErr w:type="spellStart"/>
-      <w:r>
-        <w:rPr>
-          <w:sz w:val="22"/>
-          <w:szCs w:val="22"/>
-        </w:rPr>
-        <w:t>api</w:t>
-      </w:r>
-      <w:proofErr w:type="spellEnd"/>
-      <w:r>
-        <w:rPr>
-          <w:sz w:val="22"/>
-          <w:szCs w:val="22"/>
-        </w:rPr>
-        <w:t xml:space="preserve"> key file setup</w:t>
+        <w:t xml:space="preserve"> Made the github repository</w:t>
+      </w:r>
+      <w:r>
+        <w:rPr>
+          <w:sz w:val="22"/>
+          <w:szCs w:val="22"/>
+        </w:rPr>
+        <w:t xml:space="preserve"> and secret api key file setup</w:t>
       </w:r>
       <w:r>
         <w:rPr>
@@ -4748,6 +3644,7 @@
   <w:style w:type="character" w:default="1" w:styleId="DefaultParagraphFont">
     <w:name w:val="Default Paragraph Font"/>
     <w:uiPriority w:val="1"/>
+    <w:semiHidden/>
     <w:unhideWhenUsed/>
   </w:style>
   <w:style w:type="table" w:default="1" w:styleId="TableNormal">
